--- a/klagomål/A 57806-2025 FSC-klagomål.docx
+++ b/klagomål/A 57806-2025 FSC-klagomål.docx
@@ -662,7 +662,7 @@
     <w:r>
       <w:tab/>
       <w:tab/>
-      <w:t>2025-11-21</w:t>
+      <w:t>2025-11-22</w:t>
       <w:br/>
       <w:br/>
     </w:r>

--- a/klagomål/A 57806-2025 FSC-klagomål.docx
+++ b/klagomål/A 57806-2025 FSC-klagomål.docx
@@ -662,7 +662,7 @@
     <w:r>
       <w:tab/>
       <w:tab/>
-      <w:t>2025-11-22</w:t>
+      <w:t>2025-11-23</w:t>
       <w:br/>
       <w:br/>
     </w:r>

--- a/klagomål/A 57806-2025 FSC-klagomål.docx
+++ b/klagomål/A 57806-2025 FSC-klagomål.docx
@@ -662,7 +662,7 @@
     <w:r>
       <w:tab/>
       <w:tab/>
-      <w:t>2025-11-23</w:t>
+      <w:t>2025-11-24</w:t>
       <w:br/>
       <w:br/>
     </w:r>

--- a/klagomål/A 57806-2025 FSC-klagomål.docx
+++ b/klagomål/A 57806-2025 FSC-klagomål.docx
@@ -662,7 +662,7 @@
     <w:r>
       <w:tab/>
       <w:tab/>
-      <w:t>2025-11-24</w:t>
+      <w:t>2025-11-25</w:t>
       <w:br/>
       <w:br/>
     </w:r>

--- a/klagomål/A 57806-2025 FSC-klagomål.docx
+++ b/klagomål/A 57806-2025 FSC-klagomål.docx
@@ -662,7 +662,7 @@
     <w:r>
       <w:tab/>
       <w:tab/>
-      <w:t>2025-11-25</w:t>
+      <w:t>2025-11-26</w:t>
       <w:br/>
       <w:br/>
     </w:r>

--- a/klagomål/A 57806-2025 FSC-klagomål.docx
+++ b/klagomål/A 57806-2025 FSC-klagomål.docx
@@ -662,7 +662,7 @@
     <w:r>
       <w:tab/>
       <w:tab/>
-      <w:t>2025-11-26</w:t>
+      <w:t>2025-11-27</w:t>
       <w:br/>
       <w:br/>
     </w:r>

--- a/klagomål/A 57806-2025 FSC-klagomål.docx
+++ b/klagomål/A 57806-2025 FSC-klagomål.docx
@@ -662,7 +662,7 @@
     <w:r>
       <w:tab/>
       <w:tab/>
-      <w:t>2025-11-27</w:t>
+      <w:t>2025-11-28</w:t>
       <w:br/>
       <w:br/>
     </w:r>

--- a/klagomål/A 57806-2025 FSC-klagomål.docx
+++ b/klagomål/A 57806-2025 FSC-klagomål.docx
@@ -662,7 +662,7 @@
     <w:r>
       <w:tab/>
       <w:tab/>
-      <w:t>2025-11-28</w:t>
+      <w:t>2025-11-29</w:t>
       <w:br/>
       <w:br/>
     </w:r>

--- a/klagomål/A 57806-2025 FSC-klagomål.docx
+++ b/klagomål/A 57806-2025 FSC-klagomål.docx
@@ -662,7 +662,7 @@
     <w:r>
       <w:tab/>
       <w:tab/>
-      <w:t>2025-11-29</w:t>
+      <w:t>2025-11-30</w:t>
       <w:br/>
       <w:br/>
     </w:r>

--- a/klagomål/A 57806-2025 FSC-klagomål.docx
+++ b/klagomål/A 57806-2025 FSC-klagomål.docx
@@ -662,7 +662,7 @@
     <w:r>
       <w:tab/>
       <w:tab/>
-      <w:t>2025-11-30</w:t>
+      <w:t>2025-12-01</w:t>
       <w:br/>
       <w:br/>
     </w:r>

--- a/klagomål/A 57806-2025 FSC-klagomål.docx
+++ b/klagomål/A 57806-2025 FSC-klagomål.docx
@@ -662,7 +662,7 @@
     <w:r>
       <w:tab/>
       <w:tab/>
-      <w:t>2025-12-01</w:t>
+      <w:t>2025-12-02</w:t>
       <w:br/>
       <w:br/>
     </w:r>

--- a/klagomål/A 57806-2025 FSC-klagomål.docx
+++ b/klagomål/A 57806-2025 FSC-klagomål.docx
@@ -168,7 +168,7 @@
     </w:p>
     <w:p>
       <w:r>
-        <w:t>Detta dokument behandlar höga naturvärden i avverkningsanmälan A 57806-2025 i Bodens kommun. Denna avverkningsanmälan inkom 2025-11-20 14:03:50 och omfattar 10,4 ha.</w:t>
+        <w:t>Detta dokument behandlar höga naturvärden i avverkningsanmälan A 57806-2025 i Bodens kommun. Denna avverkningsanmälan inkom 2025-11-20 00:00:00 och omfattar 10,4 ha.</w:t>
       </w:r>
     </w:p>
     <w:p>
@@ -662,7 +662,7 @@
     <w:r>
       <w:tab/>
       <w:tab/>
-      <w:t>2025-12-02</w:t>
+      <w:t>2025-12-03</w:t>
       <w:br/>
       <w:br/>
     </w:r>

--- a/klagomål/A 57806-2025 FSC-klagomål.docx
+++ b/klagomål/A 57806-2025 FSC-klagomål.docx
@@ -662,7 +662,7 @@
     <w:r>
       <w:tab/>
       <w:tab/>
-      <w:t>2025-12-03</w:t>
+      <w:t>2025-12-04</w:t>
       <w:br/>
       <w:br/>
     </w:r>

--- a/klagomål/A 57806-2025 FSC-klagomål.docx
+++ b/klagomål/A 57806-2025 FSC-klagomål.docx
@@ -662,7 +662,7 @@
     <w:r>
       <w:tab/>
       <w:tab/>
-      <w:t>2025-12-04</w:t>
+      <w:t>2025-12-05</w:t>
       <w:br/>
       <w:br/>
     </w:r>

--- a/klagomål/A 57806-2025 FSC-klagomål.docx
+++ b/klagomål/A 57806-2025 FSC-klagomål.docx
@@ -662,7 +662,7 @@
     <w:r>
       <w:tab/>
       <w:tab/>
-      <w:t>2025-12-05</w:t>
+      <w:t>2025-12-06</w:t>
       <w:br/>
       <w:br/>
     </w:r>

--- a/klagomål/A 57806-2025 FSC-klagomål.docx
+++ b/klagomål/A 57806-2025 FSC-klagomål.docx
@@ -662,7 +662,7 @@
     <w:r>
       <w:tab/>
       <w:tab/>
-      <w:t>2025-12-06</w:t>
+      <w:t>2025-12-07</w:t>
       <w:br/>
       <w:br/>
     </w:r>

--- a/klagomål/A 57806-2025 FSC-klagomål.docx
+++ b/klagomål/A 57806-2025 FSC-klagomål.docx
@@ -662,7 +662,7 @@
     <w:r>
       <w:tab/>
       <w:tab/>
-      <w:t>2025-12-07</w:t>
+      <w:t>2025-12-08</w:t>
       <w:br/>
       <w:br/>
     </w:r>

--- a/klagomål/A 57806-2025 FSC-klagomål.docx
+++ b/klagomål/A 57806-2025 FSC-klagomål.docx
@@ -662,7 +662,7 @@
     <w:r>
       <w:tab/>
       <w:tab/>
-      <w:t>2025-12-08</w:t>
+      <w:t>2025-12-09</w:t>
       <w:br/>
       <w:br/>
     </w:r>

--- a/klagomål/A 57806-2025 FSC-klagomål.docx
+++ b/klagomål/A 57806-2025 FSC-klagomål.docx
@@ -662,7 +662,7 @@
     <w:r>
       <w:tab/>
       <w:tab/>
-      <w:t>2025-12-09</w:t>
+      <w:t>2025-12-10</w:t>
       <w:br/>
       <w:br/>
     </w:r>

--- a/klagomål/A 57806-2025 FSC-klagomål.docx
+++ b/klagomål/A 57806-2025 FSC-klagomål.docx
@@ -662,7 +662,7 @@
     <w:r>
       <w:tab/>
       <w:tab/>
-      <w:t>2025-12-10</w:t>
+      <w:t>2025-12-11</w:t>
       <w:br/>
       <w:br/>
     </w:r>

--- a/klagomål/A 57806-2025 FSC-klagomål.docx
+++ b/klagomål/A 57806-2025 FSC-klagomål.docx
@@ -662,7 +662,7 @@
     <w:r>
       <w:tab/>
       <w:tab/>
-      <w:t>2025-12-11</w:t>
+      <w:t>2025-12-12</w:t>
       <w:br/>
       <w:br/>
     </w:r>

--- a/klagomål/A 57806-2025 FSC-klagomål.docx
+++ b/klagomål/A 57806-2025 FSC-klagomål.docx
@@ -662,7 +662,7 @@
     <w:r>
       <w:tab/>
       <w:tab/>
-      <w:t>2025-12-12</w:t>
+      <w:t>2025-12-13</w:t>
       <w:br/>
       <w:br/>
     </w:r>

--- a/klagomål/A 57806-2025 FSC-klagomål.docx
+++ b/klagomål/A 57806-2025 FSC-klagomål.docx
@@ -662,7 +662,7 @@
     <w:r>
       <w:tab/>
       <w:tab/>
-      <w:t>2025-12-19</w:t>
+      <w:t>2025-12-20</w:t>
       <w:br/>
       <w:br/>
     </w:r>

--- a/klagomål/A 57806-2025 FSC-klagomål.docx
+++ b/klagomål/A 57806-2025 FSC-klagomål.docx
@@ -662,7 +662,7 @@
     <w:r>
       <w:tab/>
       <w:tab/>
-      <w:t>2025-12-20</w:t>
+      <w:t>2025-12-21</w:t>
       <w:br/>
       <w:br/>
     </w:r>

--- a/klagomål/A 57806-2025 FSC-klagomål.docx
+++ b/klagomål/A 57806-2025 FSC-klagomål.docx
@@ -662,7 +662,7 @@
     <w:r>
       <w:tab/>
       <w:tab/>
-      <w:t>2025-12-21</w:t>
+      <w:t>2025-12-22</w:t>
       <w:br/>
       <w:br/>
     </w:r>

--- a/klagomål/A 57806-2025 FSC-klagomål.docx
+++ b/klagomål/A 57806-2025 FSC-klagomål.docx
@@ -662,7 +662,7 @@
     <w:r>
       <w:tab/>
       <w:tab/>
-      <w:t>2025-12-22</w:t>
+      <w:t>2025-12-26</w:t>
       <w:br/>
       <w:br/>
     </w:r>

--- a/klagomål/A 57806-2025 FSC-klagomål.docx
+++ b/klagomål/A 57806-2025 FSC-klagomål.docx
@@ -662,7 +662,7 @@
     <w:r>
       <w:tab/>
       <w:tab/>
-      <w:t>2026-01-03</w:t>
+      <w:t>2026-01-04</w:t>
       <w:br/>
       <w:br/>
     </w:r>

--- a/klagomål/A 57806-2025 FSC-klagomål.docx
+++ b/klagomål/A 57806-2025 FSC-klagomål.docx
@@ -662,7 +662,7 @@
     <w:r>
       <w:tab/>
       <w:tab/>
-      <w:t>2026-01-07</w:t>
+      <w:t>2026-01-08</w:t>
       <w:br/>
       <w:br/>
     </w:r>

--- a/klagomål/A 57806-2025 FSC-klagomål.docx
+++ b/klagomål/A 57806-2025 FSC-klagomål.docx
@@ -662,7 +662,7 @@
     <w:r>
       <w:tab/>
       <w:tab/>
-      <w:t>2026-01-08</w:t>
+      <w:t>2026-01-09</w:t>
       <w:br/>
       <w:br/>
     </w:r>

--- a/klagomål/A 57806-2025 FSC-klagomål.docx
+++ b/klagomål/A 57806-2025 FSC-klagomål.docx
@@ -662,7 +662,7 @@
     <w:r>
       <w:tab/>
       <w:tab/>
-      <w:t>2026-01-09</w:t>
+      <w:t>2026-01-10</w:t>
       <w:br/>
       <w:br/>
     </w:r>

--- a/klagomål/A 57806-2025 FSC-klagomål.docx
+++ b/klagomål/A 57806-2025 FSC-klagomål.docx
@@ -662,7 +662,7 @@
     <w:r>
       <w:tab/>
       <w:tab/>
-      <w:t>2026-01-10</w:t>
+      <w:t>2026-01-11</w:t>
       <w:br/>
       <w:br/>
     </w:r>

--- a/klagomål/A 57806-2025 FSC-klagomål.docx
+++ b/klagomål/A 57806-2025 FSC-klagomål.docx
@@ -662,7 +662,7 @@
     <w:r>
       <w:tab/>
       <w:tab/>
-      <w:t>2026-01-11</w:t>
+      <w:t>2026-01-12</w:t>
       <w:br/>
       <w:br/>
     </w:r>

--- a/klagomål/A 57806-2025 FSC-klagomål.docx
+++ b/klagomål/A 57806-2025 FSC-klagomål.docx
@@ -662,7 +662,7 @@
     <w:r>
       <w:tab/>
       <w:tab/>
-      <w:t>2026-01-12</w:t>
+      <w:t>2026-01-13</w:t>
       <w:br/>
       <w:br/>
     </w:r>

--- a/klagomål/A 57806-2025 FSC-klagomål.docx
+++ b/klagomål/A 57806-2025 FSC-klagomål.docx
@@ -662,7 +662,7 @@
     <w:r>
       <w:tab/>
       <w:tab/>
-      <w:t>2026-01-13</w:t>
+      <w:t>2026-01-14</w:t>
       <w:br/>
       <w:br/>
     </w:r>

--- a/klagomål/A 57806-2025 FSC-klagomål.docx
+++ b/klagomål/A 57806-2025 FSC-klagomål.docx
@@ -662,7 +662,7 @@
     <w:r>
       <w:tab/>
       <w:tab/>
-      <w:t>2026-01-14</w:t>
+      <w:t>2026-01-15</w:t>
       <w:br/>
       <w:br/>
     </w:r>

--- a/klagomål/A 57806-2025 FSC-klagomål.docx
+++ b/klagomål/A 57806-2025 FSC-klagomål.docx
@@ -662,7 +662,7 @@
     <w:r>
       <w:tab/>
       <w:tab/>
-      <w:t>2026-01-15</w:t>
+      <w:t>2026-01-16</w:t>
       <w:br/>
       <w:br/>
     </w:r>

--- a/klagomål/A 57806-2025 FSC-klagomål.docx
+++ b/klagomål/A 57806-2025 FSC-klagomål.docx
@@ -662,7 +662,7 @@
     <w:r>
       <w:tab/>
       <w:tab/>
-      <w:t>2026-01-16</w:t>
+      <w:t>2026-01-17</w:t>
       <w:br/>
       <w:br/>
     </w:r>

--- a/klagomål/A 57806-2025 FSC-klagomål.docx
+++ b/klagomål/A 57806-2025 FSC-klagomål.docx
@@ -662,7 +662,7 @@
     <w:r>
       <w:tab/>
       <w:tab/>
-      <w:t>2026-01-17</w:t>
+      <w:t>2026-01-18</w:t>
       <w:br/>
       <w:br/>
     </w:r>

--- a/klagomål/A 57806-2025 FSC-klagomål.docx
+++ b/klagomål/A 57806-2025 FSC-klagomål.docx
@@ -662,7 +662,7 @@
     <w:r>
       <w:tab/>
       <w:tab/>
-      <w:t>2026-01-18</w:t>
+      <w:t>2026-01-19</w:t>
       <w:br/>
       <w:br/>
     </w:r>

--- a/klagomål/A 57806-2025 FSC-klagomål.docx
+++ b/klagomål/A 57806-2025 FSC-klagomål.docx
@@ -662,7 +662,7 @@
     <w:r>
       <w:tab/>
       <w:tab/>
-      <w:t>2026-01-19</w:t>
+      <w:t>2026-01-20</w:t>
       <w:br/>
       <w:br/>
     </w:r>

--- a/klagomål/A 57806-2025 FSC-klagomål.docx
+++ b/klagomål/A 57806-2025 FSC-klagomål.docx
@@ -662,7 +662,7 @@
     <w:r>
       <w:tab/>
       <w:tab/>
-      <w:t>2026-01-20</w:t>
+      <w:t>2026-01-21</w:t>
       <w:br/>
       <w:br/>
     </w:r>

--- a/klagomål/A 57806-2025 FSC-klagomål.docx
+++ b/klagomål/A 57806-2025 FSC-klagomål.docx
@@ -662,7 +662,7 @@
     <w:r>
       <w:tab/>
       <w:tab/>
-      <w:t>2026-01-21</w:t>
+      <w:t>2026-01-23</w:t>
       <w:br/>
       <w:br/>
     </w:r>

--- a/klagomål/A 57806-2025 FSC-klagomål.docx
+++ b/klagomål/A 57806-2025 FSC-klagomål.docx
@@ -662,7 +662,7 @@
     <w:r>
       <w:tab/>
       <w:tab/>
-      <w:t>2026-01-23</w:t>
+      <w:t>2026-01-24</w:t>
       <w:br/>
       <w:br/>
     </w:r>

--- a/klagomål/A 57806-2025 FSC-klagomål.docx
+++ b/klagomål/A 57806-2025 FSC-klagomål.docx
@@ -662,7 +662,7 @@
     <w:r>
       <w:tab/>
       <w:tab/>
-      <w:t>2026-01-24</w:t>
+      <w:t>2026-01-25</w:t>
       <w:br/>
       <w:br/>
     </w:r>

--- a/klagomål/A 57806-2025 FSC-klagomål.docx
+++ b/klagomål/A 57806-2025 FSC-klagomål.docx
@@ -662,7 +662,7 @@
     <w:r>
       <w:tab/>
       <w:tab/>
-      <w:t>2026-01-25</w:t>
+      <w:t>2026-01-26</w:t>
       <w:br/>
       <w:br/>
     </w:r>

--- a/klagomål/A 57806-2025 FSC-klagomål.docx
+++ b/klagomål/A 57806-2025 FSC-klagomål.docx
@@ -662,7 +662,7 @@
     <w:r>
       <w:tab/>
       <w:tab/>
-      <w:t>2026-01-26</w:t>
+      <w:t>2026-01-27</w:t>
       <w:br/>
       <w:br/>
     </w:r>

--- a/klagomål/A 57806-2025 FSC-klagomål.docx
+++ b/klagomål/A 57806-2025 FSC-klagomål.docx
@@ -662,7 +662,7 @@
     <w:r>
       <w:tab/>
       <w:tab/>
-      <w:t>2026-01-27</w:t>
+      <w:t>2026-01-28</w:t>
       <w:br/>
       <w:br/>
     </w:r>

--- a/klagomål/A 57806-2025 FSC-klagomål.docx
+++ b/klagomål/A 57806-2025 FSC-klagomål.docx
@@ -691,7 +691,7 @@
     <w:r>
       <w:tab/>
       <w:tab/>
-      <w:t>2026-02-22</w:t>
+      <w:t>2026-02-23</w:t>
       <w:br/>
       <w:br/>
     </w:r>

--- a/klagomål/A 57806-2025 FSC-klagomål.docx
+++ b/klagomål/A 57806-2025 FSC-klagomål.docx
@@ -691,7 +691,7 @@
     <w:r>
       <w:tab/>
       <w:tab/>
-      <w:t>2026-02-23</w:t>
+      <w:t>2026-02-24</w:t>
       <w:br/>
       <w:br/>
     </w:r>

--- a/klagomål/A 57806-2025 FSC-klagomål.docx
+++ b/klagomål/A 57806-2025 FSC-klagomål.docx
@@ -691,7 +691,7 @@
     <w:r>
       <w:tab/>
       <w:tab/>
-      <w:t>2026-02-24</w:t>
+      <w:t>2026-02-25</w:t>
       <w:br/>
       <w:br/>
     </w:r>

--- a/klagomål/A 57806-2025 FSC-klagomål.docx
+++ b/klagomål/A 57806-2025 FSC-klagomål.docx
@@ -691,7 +691,7 @@
     <w:r>
       <w:tab/>
       <w:tab/>
-      <w:t>2026-02-25</w:t>
+      <w:t>2026-02-26</w:t>
       <w:br/>
       <w:br/>
     </w:r>

--- a/klagomål/A 57806-2025 FSC-klagomål.docx
+++ b/klagomål/A 57806-2025 FSC-klagomål.docx
@@ -691,7 +691,7 @@
     <w:r>
       <w:tab/>
       <w:tab/>
-      <w:t>2026-02-26</w:t>
+      <w:t>2026-02-28</w:t>
       <w:br/>
       <w:br/>
     </w:r>

--- a/klagomål/A 57806-2025 FSC-klagomål.docx
+++ b/klagomål/A 57806-2025 FSC-klagomål.docx
@@ -691,7 +691,7 @@
     <w:r>
       <w:tab/>
       <w:tab/>
-      <w:t>2026-02-28</w:t>
+      <w:t>2026-03-01</w:t>
       <w:br/>
       <w:br/>
     </w:r>

--- a/klagomål/A 57806-2025 FSC-klagomål.docx
+++ b/klagomål/A 57806-2025 FSC-klagomål.docx
@@ -691,7 +691,7 @@
     <w:r>
       <w:tab/>
       <w:tab/>
-      <w:t>2026-03-01</w:t>
+      <w:t>2026-03-02</w:t>
       <w:br/>
       <w:br/>
     </w:r>

--- a/klagomål/A 57806-2025 FSC-klagomål.docx
+++ b/klagomål/A 57806-2025 FSC-klagomål.docx
@@ -691,7 +691,7 @@
     <w:r>
       <w:tab/>
       <w:tab/>
-      <w:t>2026-03-02</w:t>
+      <w:t>2026-03-03</w:t>
       <w:br/>
       <w:br/>
     </w:r>

--- a/klagomål/A 57806-2025 FSC-klagomål.docx
+++ b/klagomål/A 57806-2025 FSC-klagomål.docx
@@ -691,7 +691,7 @@
     <w:r>
       <w:tab/>
       <w:tab/>
-      <w:t>2026-03-03</w:t>
+      <w:t>2026-03-04</w:t>
       <w:br/>
       <w:br/>
     </w:r>

--- a/klagomål/A 57806-2025 FSC-klagomål.docx
+++ b/klagomål/A 57806-2025 FSC-klagomål.docx
@@ -691,7 +691,7 @@
     <w:r>
       <w:tab/>
       <w:tab/>
-      <w:t>2026-03-04</w:t>
+      <w:t>2026-03-05</w:t>
       <w:br/>
       <w:br/>
     </w:r>

--- a/klagomål/A 57806-2025 FSC-klagomål.docx
+++ b/klagomål/A 57806-2025 FSC-klagomål.docx
@@ -691,7 +691,7 @@
     <w:r>
       <w:tab/>
       <w:tab/>
-      <w:t>2026-03-05</w:t>
+      <w:t>2026-03-06</w:t>
       <w:br/>
       <w:br/>
     </w:r>

--- a/klagomål/A 57806-2025 FSC-klagomål.docx
+++ b/klagomål/A 57806-2025 FSC-klagomål.docx
@@ -691,7 +691,7 @@
     <w:r>
       <w:tab/>
       <w:tab/>
-      <w:t>2026-03-06</w:t>
+      <w:t>2026-03-07</w:t>
       <w:br/>
       <w:br/>
     </w:r>

--- a/klagomål/A 57806-2025 FSC-klagomål.docx
+++ b/klagomål/A 57806-2025 FSC-klagomål.docx
@@ -691,7 +691,7 @@
     <w:r>
       <w:tab/>
       <w:tab/>
-      <w:t>2026-03-07</w:t>
+      <w:t>2026-03-08</w:t>
       <w:br/>
       <w:br/>
     </w:r>

--- a/klagomål/A 57806-2025 FSC-klagomål.docx
+++ b/klagomål/A 57806-2025 FSC-klagomål.docx
@@ -691,7 +691,7 @@
     <w:r>
       <w:tab/>
       <w:tab/>
-      <w:t>2026-03-08</w:t>
+      <w:t>2026-03-09</w:t>
       <w:br/>
       <w:br/>
     </w:r>

--- a/klagomål/A 57806-2025 FSC-klagomål.docx
+++ b/klagomål/A 57806-2025 FSC-klagomål.docx
@@ -691,7 +691,7 @@
     <w:r>
       <w:tab/>
       <w:tab/>
-      <w:t>2026-03-09</w:t>
+      <w:t>2026-03-10</w:t>
       <w:br/>
       <w:br/>
     </w:r>

--- a/klagomål/A 57806-2025 FSC-klagomål.docx
+++ b/klagomål/A 57806-2025 FSC-klagomål.docx
@@ -691,7 +691,7 @@
     <w:r>
       <w:tab/>
       <w:tab/>
-      <w:t>2026-03-10</w:t>
+      <w:t>2026-03-11</w:t>
       <w:br/>
       <w:br/>
     </w:r>

--- a/klagomål/A 57806-2025 FSC-klagomål.docx
+++ b/klagomål/A 57806-2025 FSC-klagomål.docx
@@ -691,7 +691,7 @@
     <w:r>
       <w:tab/>
       <w:tab/>
-      <w:t>2026-03-11</w:t>
+      <w:t>2026-03-12</w:t>
       <w:br/>
       <w:br/>
     </w:r>

--- a/klagomål/A 57806-2025 FSC-klagomål.docx
+++ b/klagomål/A 57806-2025 FSC-klagomål.docx
@@ -691,7 +691,7 @@
     <w:r>
       <w:tab/>
       <w:tab/>
-      <w:t>2026-03-12</w:t>
+      <w:t>2026-03-13</w:t>
       <w:br/>
       <w:br/>
     </w:r>

--- a/klagomål/A 57806-2025 FSC-klagomål.docx
+++ b/klagomål/A 57806-2025 FSC-klagomål.docx
@@ -691,7 +691,7 @@
     <w:r>
       <w:tab/>
       <w:tab/>
-      <w:t>2026-06-15</w:t>
+      <w:t>2026-06-16</w:t>
       <w:br/>
       <w:br/>
     </w:r>

--- a/klagomål/A 57806-2025 FSC-klagomål.docx
+++ b/klagomål/A 57806-2025 FSC-klagomål.docx
@@ -691,7 +691,7 @@
     <w:r>
       <w:tab/>
       <w:tab/>
-      <w:t>2026-06-16</w:t>
+      <w:t>2026-06-17</w:t>
       <w:br/>
       <w:br/>
     </w:r>

--- a/klagomål/A 57806-2025 FSC-klagomål.docx
+++ b/klagomål/A 57806-2025 FSC-klagomål.docx
@@ -1,6 +1,6 @@
 
 <file path=word/document.xml><?xml version="1.0" encoding="utf-8"?>
-<w:document xmlns:wpc="http://schemas.microsoft.com/office/word/2010/wordprocessingCanvas" xmlns:cx="http://schemas.microsoft.com/office/drawing/2014/chartex" xmlns:cx1="http://schemas.microsoft.com/office/drawing/2015/9/8/chartex" xmlns:cx2="http://schemas.microsoft.com/office/drawing/2015/10/21/chartex" xmlns:cx3="http://schemas.microsoft.com/office/drawing/2016/5/9/chartex" xmlns:cx4="http://schemas.microsoft.com/office/drawing/2016/5/10/chartex" xmlns:cx5="http://schemas.microsoft.com/office/drawing/2016/5/11/chartex" xmlns:cx6="http://schemas.microsoft.com/office/drawing/2016/5/12/chartex" xmlns:cx7="http://schemas.microsoft.com/office/drawing/2016/5/13/chartex" xmlns:cx8="http://schemas.microsoft.com/office/drawing/2016/5/14/chartex" xmlns:mc="http://schemas.openxmlformats.org/markup-compatibility/2006" xmlns:aink="http://schemas.microsoft.com/office/drawing/2016/ink" xmlns:am3d="http://schemas.microsoft.com/office/drawing/2017/model3d" xmlns:o="urn:schemas-microsoft-com:office:office" xmlns:oel="http://schemas.microsoft.com/office/2019/extlst" xmlns:r="http://schemas.openxmlformats.org/officeDocument/2006/relationships" xmlns:m="http://schemas.openxmlformats.org/officeDocument/2006/math" xmlns:v="urn:schemas-microsoft-com:vml" xmlns:wp14="http://schemas.microsoft.com/office/word/2010/wordprocessingDrawing" xmlns:wp="http://schemas.openxmlformats.org/drawingml/2006/wordprocessingDrawing" xmlns:w10="urn:schemas-microsoft-com:office:word" xmlns:w="http://schemas.openxmlformats.org/wordprocessingml/2006/main" xmlns:w14="http://schemas.microsoft.com/office/word/2010/wordml" xmlns:w15="http://schemas.microsoft.com/office/word/2012/wordml" xmlns:w16cex="http://schemas.microsoft.com/office/word/2018/wordml/cex" xmlns:w16cid="http://schemas.microsoft.com/office/word/2016/wordml/cid" xmlns:w16="http://schemas.microsoft.com/office/word/2018/wordml" xmlns:w16sdtdh="http://schemas.microsoft.com/office/word/2020/wordml/sdtdatahash" xmlns:w16se="http://schemas.microsoft.com/office/word/2015/wordml/symex" xmlns:wpg="http://schemas.microsoft.com/office/word/2010/wordprocessingGroup" xmlns:wpi="http://schemas.microsoft.com/office/word/2010/wordprocessingInk" xmlns:wne="http://schemas.microsoft.com/office/word/2006/wordml" xmlns:wps="http://schemas.microsoft.com/office/word/2010/wordprocessingShape" mc:Ignorable="w14 w15 w16se w16cid w16 w16cex w16sdtdh wp14">
+<w:document xmlns:wpc="http://schemas.microsoft.com/office/word/2010/wordprocessingCanvas" xmlns:cx="http://schemas.microsoft.com/office/drawing/2014/chartex" xmlns:cx1="http://schemas.microsoft.com/office/drawing/2015/9/8/chartex" xmlns:cx2="http://schemas.microsoft.com/office/drawing/2015/10/21/chartex" xmlns:cx3="http://schemas.microsoft.com/office/drawing/2016/5/9/chartex" xmlns:cx4="http://schemas.microsoft.com/office/drawing/2016/5/10/chartex" xmlns:cx5="http://schemas.microsoft.com/office/drawing/2016/5/11/chartex" xmlns:cx6="http://schemas.microsoft.com/office/drawing/2016/5/12/chartex" xmlns:cx7="http://schemas.microsoft.com/office/drawing/2016/5/13/chartex" xmlns:cx8="http://schemas.microsoft.com/office/drawing/2016/5/14/chartex" xmlns:mc="http://schemas.openxmlformats.org/markup-compatibility/2006" xmlns:aink="http://schemas.microsoft.com/office/drawing/2016/ink" xmlns:am3d="http://schemas.microsoft.com/office/drawing/2017/model3d" xmlns:o="urn:schemas-microsoft-com:office:office" xmlns:oel="http://schemas.microsoft.com/office/2019/extlst" xmlns:r="http://schemas.openxmlformats.org/officeDocument/2006/relationships" xmlns:m="http://schemas.openxmlformats.org/officeDocument/2006/math" xmlns:v="urn:schemas-microsoft-com:vml" xmlns:wp14="http://schemas.microsoft.com/office/word/2010/wordprocessingDrawing" xmlns:wp="http://schemas.openxmlformats.org/drawingml/2006/wordprocessingDrawing" xmlns:w10="urn:schemas-microsoft-com:office:word" xmlns:w="http://schemas.openxmlformats.org/wordprocessingml/2006/main" xmlns:w14="http://schemas.microsoft.com/office/word/2010/wordml" xmlns:w15="http://schemas.microsoft.com/office/word/2012/wordml" xmlns:w16cex="http://schemas.microsoft.com/office/word/2018/wordml/cex" xmlns:w16cid="http://schemas.microsoft.com/office/word/2016/wordml/cid" xmlns:w16="http://schemas.microsoft.com/office/word/2018/wordml" xmlns:w16du="http://schemas.microsoft.com/office/word/2023/wordml/word16du" xmlns:w16sdtdh="http://schemas.microsoft.com/office/word/2020/wordml/sdtdatahash" xmlns:w16sdtfl="http://schemas.microsoft.com/office/word/2024/wordml/sdtformatlock" xmlns:w16se="http://schemas.microsoft.com/office/word/2015/wordml/symex" xmlns:wpg="http://schemas.microsoft.com/office/word/2010/wordprocessingGroup" xmlns:wpi="http://schemas.microsoft.com/office/word/2010/wordprocessingInk" xmlns:wne="http://schemas.microsoft.com/office/word/2006/wordml" xmlns:wps="http://schemas.microsoft.com/office/word/2010/wordprocessingShape" mc:Ignorable="w14 w15 w16se w16cid w16 w16cex w16sdtdh w16sdtfl w16du wp14">
   <w:body>
     <w:p>
       <w:r>
@@ -168,12 +168,12 @@
     </w:p>
     <w:p>
       <w:r>
-        <w:t>Detta dokument behandlar höga naturvärden i avverkningsanmälan A 57806-2025 i Bodens kommun. Denna avverkningsanmälan inkom 2025-11-20 00:00:00 och omfattar 10,4 ha.</w:t>
+        <w:t>Detta dokument behandlar höga naturvärden i avverkningsanmälan A 57806-2025 i Bodens kommun som inkom 2025-11-20 och omfattar 10,4 ha.</w:t>
       </w:r>
     </w:p>
     <w:p>
       <w:r>
-        <w:t>Nedan presenteras fynd av naturvårdsarter som gjorts i det avverkningsanmälda området, samt relevanta utdrag ur standarderna för FSC, Chain of Custody, Controlled Wood och PEFC.</w:t>
+        <w:t>Nedan presenteras fynd av naturvårdsarter som gjorts i det avverkningsanmälda området, samt relevanta utdrag ur standarderna för FSC, Chain of Custody, Controlled Wood och PEFC. I BILAGA 1 finns artfakta om rödlistade arter.</w:t>
       </w:r>
     </w:p>
     <w:p>
@@ -191,12 +191,15 @@
     </w:p>
     <w:p>
       <w:r>
-        <w:t>I avverkningsanmälan har följande 2 naturvårdsarter hittats: dvärgbägarlav (NT) och dropptaggsvamp (S). Av dessa är 1 rödlistade. För rödlistade arter har rödlistekategorin angivits inom parentes. Arter som är signalarter enligt Skogsstyrelsen har markerats med (S).</w:t>
+        <w:t>I och inom 21 meter från avverkningsanmälan har följande 3 naturvårdsarter hittats: dropptaggsvamp (NT, T), dvärgbägarlav (NT, T) och lunglav (NT, T). Av dessa är 3 rödlistade. För rödlistade arter har rödlistekategorin angivits inom parentes. Typiska arter inom Natura 2000 som är kopplade till skogsekosystem har markerats med (T).</w:t>
       </w:r>
     </w:p>
     <w:p>
       <w:r>
-        <w:t>De påträffade naturvårdsarterna är ett tydligt kvitto på att detta rör sig om en skog med höga naturvärden. I Figur 1 visas en karta över det avverkningsanmälda området, där samtliga fyndplatser för naturvårdsarter som finns registrerade på Artportalen har markerats.</w:t>
+        <w:t>De påträffade naturvårdsarterna är ett tydligt kvitto på att det rör sig om en skog med höga naturvärden.</w:t>
+      </w:r>
+      <w:r>
+        <w:t xml:space="preserve"> I Figur 1 visas fyndplatser för naturvårdsarter i området, som finns registrerade på Artportalen.</w:t>
       </w:r>
     </w:p>
     <w:p>
@@ -206,7 +209,7 @@
       <w:r>
         <w:drawing>
           <wp:inline xmlns:a="http://schemas.openxmlformats.org/drawingml/2006/main" xmlns:pic="http://schemas.openxmlformats.org/drawingml/2006/picture">
-            <wp:extent cx="5486400" cy="3633761"/>
+            <wp:extent cx="5486400" cy="4688892"/>
             <wp:docPr id="1" name="Picture 1"/>
             <wp:cNvGraphicFramePr>
               <a:graphicFrameLocks noChangeAspect="1"/>
@@ -227,7 +230,7 @@
                   <pic:spPr>
                     <a:xfrm>
                       <a:off x="0" y="0"/>
-                      <a:ext cx="5486400" cy="3633761"/>
+                      <a:ext cx="5486400" cy="4688892"/>
                     </a:xfrm>
                     <a:prstGeom prst="rect"/>
                   </pic:spPr>
@@ -241,9 +244,10 @@
     <w:p>
       <w:pPr>
         <w:pStyle w:val="Caption"/>
+        <w:spacing w:after="240"/>
       </w:pPr>
       <w:r>
-        <w:t>Figur 1. Fyndplatser för naturvårdsarter i det avverkningsanmälda området (röd linje). Markörer utan svart kant är placerade på fyndplatsen. Markörer med svart kant är placerade vid sidan av fyndplatsen och har ett svart streck som visar fyndplatsens exakta position. Kartans mittpunktskoordinat är N 7357031, E 773547 i SWEREF 99 TM.</w:t>
+        <w:t>Figur 1. Fyndplatser för naturvårdsarter i och inom 21 meter från avverkningsanmälan (röd linje). Markörer utan svart kant är placerade på fyndplatsen. Markörer med svart kant är placerade vid sidan av fyndplatsen och har ett svart streck som visar fyndplatsens exakta position. Kartans mittpunktskoordinat är N 7357031, E 773547 i SWEREF 99 TM.</w:t>
       </w:r>
     </w:p>
     <w:p>
@@ -284,6 +288,62 @@
       </w:r>
       <w:r>
         <w:t xml:space="preserve"> (SLU Artdatabanken, 2024; Nitare &amp; Skogsstyrelsen, 2019).</w:t>
+      </w:r>
+    </w:p>
+    <w:p>
+      <w:r>
+        <w:rPr>
+          <w:b/>
+        </w:rPr>
+        <w:t>Lunglav (NT)</w:t>
+      </w:r>
+      <w:r>
+        <w:t xml:space="preserve"> är en av vårt lands främsta signalarter som överallt indikerar gamla lövträd, skogsbestånd med höga naturvärden och ekosystem med långskoglig kontinuitet. Lokalt kan förekomsten vara mycket riklig men den hittas nästan enbart i gamla och ej slutavverkade skogar. Artens samtliga förekomster bör uppmärksammas från naturvårdssynpunkt, då många lokaler även hyser andra ovanliga och rödlistade arter. Rikliga förekomster bör skyddas med biotopskydd, frivilliga avsättningar eller reservat. På lunglav kan de sällsynta lavparasiterna lunglavshårprick (CR), </w:t>
+      </w:r>
+      <w:r>
+        <w:rPr>
+          <w:i/>
+        </w:rPr>
+        <w:t>Abrothallus diederichii</w:t>
+      </w:r>
+      <w:r>
+        <w:t xml:space="preserve"> (VU), </w:t>
+      </w:r>
+      <w:r>
+        <w:rPr>
+          <w:i/>
+        </w:rPr>
+        <w:t>Abrothallus lobariae</w:t>
+      </w:r>
+      <w:r>
+        <w:t xml:space="preserve"> (VU), </w:t>
+      </w:r>
+      <w:r>
+        <w:rPr>
+          <w:i/>
+        </w:rPr>
+        <w:t>Calycina lobariae</w:t>
+      </w:r>
+      <w:r>
+        <w:t xml:space="preserve"> (VU), lunglavsknapp (VU) och skrovelmössing (VU) påträffas. Lunglav är typisk art för </w:t>
+      </w:r>
+      <w:r>
+        <w:rPr>
+          <w:i/>
+        </w:rPr>
+        <w:t>9010 Taiga, 9020 Nordlig ädellövskog, 9110 Näringsfattig bokskog, 9130 Näringsrik bokskog, 9160 Näringsrik ekskog, 9180 Ädellövskog i branter, 9190 Näringsfattig ekskog, 9070 Trädklädd betesmark, 9040 Fjällbjörkskog</w:t>
+      </w:r>
+      <w:r>
+        <w:t xml:space="preserve"> och</w:t>
+      </w:r>
+      <w:r>
+        <w:rPr>
+          <w:i/>
+        </w:rPr>
+        <w:t xml:space="preserve"> 6530 Lövängar</w:t>
+      </w:r>
+      <w:r>
+        <w:t xml:space="preserve"> (SLU Artdatabanken, 2026; Nitare &amp; Skogsstyrelsen, 2019).</w:t>
       </w:r>
     </w:p>
     <w:p>
@@ -376,7 +436,7 @@
         <w:rPr>
           <w:i/>
         </w:rPr>
-        <w:t>I det avverkningsanmälda skogsområdet har 2 naturvårdsarter varav 1 rödlistade arter sina livsmiljöer och växtplatser.</w:t>
+        <w:t>I det avverkningsanmälda skogsområdet har 3 naturvårdsarter varav 3 rödlistade arter sina livsmiljöer och växtplatser.</w:t>
       </w:r>
     </w:p>
     <w:p>
@@ -563,6 +623,118 @@
         <w:t>I den avverkningsanmälda skogen har fridlysta arter sina livsmiljöer och växtplatser. Att skada de fridlysta arternas livsmiljöer, växtplatser eller ekologiska funktion är inte tillåtet enligt artskyddsförordningen</w:t>
       </w:r>
     </w:p>
+    <w:p>
+      <w:r>
+        <w:br w:type="page"/>
+      </w:r>
+    </w:p>
+    <w:p>
+      <w:pPr>
+        <w:pStyle w:val="Title"/>
+      </w:pPr>
+      <w:r>
+        <w:t>BILAGA 1 – Rödlistade arter</w:t>
+      </w:r>
+    </w:p>
+    <w:p>
+      <w:pPr>
+        <w:pStyle w:val="Heading1"/>
+      </w:pPr>
+      <w:r>
+        <w:t>Lunglav – ekologi samt krav på livsmiljön</w:t>
+      </w:r>
+    </w:p>
+    <w:p>
+      <w:r>
+        <w:t xml:space="preserve">Lunglav (NT) är en av vårt lands främsta signalarter som överallt indikerar gamla lövträd, skogsbestånd med höga naturvärden och ekosystem med lång skoglig kontinuitet. Lokalt kan förekomsten vara mycket riklig men den hittas nästan enbart i gamla och ej slutavverkade skogar. Artens samtliga förekomster bör uppmärksammas från naturvårdssynpunkt, då många lokaler även hyser andra ovanliga och rödlistade arter, däribland de sällsynta lavparasiterna lunglavshårprick (CR), </w:t>
+      </w:r>
+      <w:r>
+        <w:rPr>
+          <w:i/>
+        </w:rPr>
+        <w:t>Abrothallus diederichii</w:t>
+      </w:r>
+      <w:r>
+        <w:t xml:space="preserve"> (VU), </w:t>
+      </w:r>
+      <w:r>
+        <w:rPr>
+          <w:i/>
+        </w:rPr>
+        <w:t>Abrothallus lobariae</w:t>
+      </w:r>
+      <w:r>
+        <w:t xml:space="preserve"> (VU), </w:t>
+      </w:r>
+      <w:r>
+        <w:rPr>
+          <w:i/>
+        </w:rPr>
+        <w:t>Calycina lobariae</w:t>
+      </w:r>
+      <w:r>
+        <w:t xml:space="preserve"> (VU), lunglavsknapp (VU) och skrovelmössing (VU), som växer på lunglav. Rikliga förekomster med lunglav bör skyddas med biotopskydd, frivilliga avsättningar eller reservat (SLU Artdatabanken, 2026; Nitare &amp; Skogsstyrelsen, 2019).</w:t>
+      </w:r>
+    </w:p>
+    <w:p>
+      <w:r>
+        <w:t xml:space="preserve">Lunglav är typisk art för </w:t>
+      </w:r>
+      <w:r>
+        <w:rPr>
+          <w:i/>
+        </w:rPr>
+        <w:t>9010 Taiga, 9020 Nordlig ädellövskog, 9110 Näringsfattig bokskog, 9130 Näringsrik bokskog, 9160 Näringsrik ekskog, 9180 Ädellövskog i branter, 9190 Näringsfattig ekskog, 9070 Trädklädd betesmark, 9040 Fjällbjörkskog</w:t>
+      </w:r>
+      <w:r>
+        <w:t xml:space="preserve"> och</w:t>
+      </w:r>
+      <w:r>
+        <w:rPr>
+          <w:i/>
+        </w:rPr>
+        <w:t xml:space="preserve"> 6530 Lövängar</w:t>
+      </w:r>
+      <w:r>
+        <w:t xml:space="preserve"> (SLU Artdatabanken, 2026).</w:t>
+      </w:r>
+    </w:p>
+    <w:p>
+      <w:pPr>
+        <w:pStyle w:val="Heading2"/>
+      </w:pPr>
+      <w:r>
+        <w:t>Referenser – lunglav</w:t>
+      </w:r>
+    </w:p>
+    <w:p>
+      <w:r>
+        <w:t xml:space="preserve">Nitare, J. och Skogsstyrelsen, 2019. </w:t>
+      </w:r>
+      <w:r>
+        <w:rPr>
+          <w:i/>
+        </w:rPr>
+        <w:t xml:space="preserve">Skyddsvärd skog – Naturvårdsarter och andra kriterier för naturvärdesbedömning. </w:t>
+      </w:r>
+      <w:r>
+        <w:t>Skogsstyrelsen.</w:t>
+      </w:r>
+    </w:p>
+    <w:p>
+      <w:r>
+        <w:t xml:space="preserve">SLU Artdatabanken, 2026. </w:t>
+      </w:r>
+      <w:r>
+        <w:rPr>
+          <w:i/>
+        </w:rPr>
+        <w:t xml:space="preserve">Artfaktablad. Naturvård – artfakta. </w:t>
+      </w:r>
+      <w:r>
+        <w:t>SLU Artdatabanken, Uppsala.</w:t>
+      </w:r>
+    </w:p>
     <w:sectPr>
       <w:headerReference w:type="even" r:id="rId8"/>
       <w:headerReference w:type="default" r:id="rId9"/>
@@ -581,7 +753,7 @@
 </file>
 
 <file path=word/endnotes.xml><?xml version="1.0" encoding="utf-8"?>
-<w:endnotes xmlns:wpc="http://schemas.microsoft.com/office/word/2010/wordprocessingCanvas" xmlns:cx="http://schemas.microsoft.com/office/drawing/2014/chartex" xmlns:cx1="http://schemas.microsoft.com/office/drawing/2015/9/8/chartex" xmlns:cx2="http://schemas.microsoft.com/office/drawing/2015/10/21/chartex" xmlns:cx3="http://schemas.microsoft.com/office/drawing/2016/5/9/chartex" xmlns:cx4="http://schemas.microsoft.com/office/drawing/2016/5/10/chartex" xmlns:cx5="http://schemas.microsoft.com/office/drawing/2016/5/11/chartex" xmlns:cx6="http://schemas.microsoft.com/office/drawing/2016/5/12/chartex" xmlns:cx7="http://schemas.microsoft.com/office/drawing/2016/5/13/chartex" xmlns:cx8="http://schemas.microsoft.com/office/drawing/2016/5/14/chartex" xmlns:mc="http://schemas.openxmlformats.org/markup-compatibility/2006" xmlns:aink="http://schemas.microsoft.com/office/drawing/2016/ink" xmlns:am3d="http://schemas.microsoft.com/office/drawing/2017/model3d" xmlns:o="urn:schemas-microsoft-com:office:office" xmlns:oel="http://schemas.microsoft.com/office/2019/extlst" xmlns:r="http://schemas.openxmlformats.org/officeDocument/2006/relationships" xmlns:m="http://schemas.openxmlformats.org/officeDocument/2006/math" xmlns:v="urn:schemas-microsoft-com:vml" xmlns:wp14="http://schemas.microsoft.com/office/word/2010/wordprocessingDrawing" xmlns:wp="http://schemas.openxmlformats.org/drawingml/2006/wordprocessingDrawing" xmlns:w10="urn:schemas-microsoft-com:office:word" xmlns:w="http://schemas.openxmlformats.org/wordprocessingml/2006/main" xmlns:w14="http://schemas.microsoft.com/office/word/2010/wordml" xmlns:w15="http://schemas.microsoft.com/office/word/2012/wordml" xmlns:w16cex="http://schemas.microsoft.com/office/word/2018/wordml/cex" xmlns:w16cid="http://schemas.microsoft.com/office/word/2016/wordml/cid" xmlns:w16="http://schemas.microsoft.com/office/word/2018/wordml" xmlns:w16sdtdh="http://schemas.microsoft.com/office/word/2020/wordml/sdtdatahash" xmlns:w16se="http://schemas.microsoft.com/office/word/2015/wordml/symex" xmlns:wpg="http://schemas.microsoft.com/office/word/2010/wordprocessingGroup" xmlns:wpi="http://schemas.microsoft.com/office/word/2010/wordprocessingInk" xmlns:wne="http://schemas.microsoft.com/office/word/2006/wordml" xmlns:wps="http://schemas.microsoft.com/office/word/2010/wordprocessingShape" mc:Ignorable="w14 w15 w16se w16cid w16 w16cex w16sdtdh wp14">
+<w:endnotes xmlns:wpc="http://schemas.microsoft.com/office/word/2010/wordprocessingCanvas" xmlns:cx="http://schemas.microsoft.com/office/drawing/2014/chartex" xmlns:cx1="http://schemas.microsoft.com/office/drawing/2015/9/8/chartex" xmlns:cx2="http://schemas.microsoft.com/office/drawing/2015/10/21/chartex" xmlns:cx3="http://schemas.microsoft.com/office/drawing/2016/5/9/chartex" xmlns:cx4="http://schemas.microsoft.com/office/drawing/2016/5/10/chartex" xmlns:cx5="http://schemas.microsoft.com/office/drawing/2016/5/11/chartex" xmlns:cx6="http://schemas.microsoft.com/office/drawing/2016/5/12/chartex" xmlns:cx7="http://schemas.microsoft.com/office/drawing/2016/5/13/chartex" xmlns:cx8="http://schemas.microsoft.com/office/drawing/2016/5/14/chartex" xmlns:mc="http://schemas.openxmlformats.org/markup-compatibility/2006" xmlns:aink="http://schemas.microsoft.com/office/drawing/2016/ink" xmlns:am3d="http://schemas.microsoft.com/office/drawing/2017/model3d" xmlns:o="urn:schemas-microsoft-com:office:office" xmlns:oel="http://schemas.microsoft.com/office/2019/extlst" xmlns:r="http://schemas.openxmlformats.org/officeDocument/2006/relationships" xmlns:m="http://schemas.openxmlformats.org/officeDocument/2006/math" xmlns:v="urn:schemas-microsoft-com:vml" xmlns:wp14="http://schemas.microsoft.com/office/word/2010/wordprocessingDrawing" xmlns:wp="http://schemas.openxmlformats.org/drawingml/2006/wordprocessingDrawing" xmlns:w10="urn:schemas-microsoft-com:office:word" xmlns:w="http://schemas.openxmlformats.org/wordprocessingml/2006/main" xmlns:w14="http://schemas.microsoft.com/office/word/2010/wordml" xmlns:w15="http://schemas.microsoft.com/office/word/2012/wordml" xmlns:w16cex="http://schemas.microsoft.com/office/word/2018/wordml/cex" xmlns:w16cid="http://schemas.microsoft.com/office/word/2016/wordml/cid" xmlns:w16="http://schemas.microsoft.com/office/word/2018/wordml" xmlns:w16du="http://schemas.microsoft.com/office/word/2023/wordml/word16du" xmlns:w16sdtdh="http://schemas.microsoft.com/office/word/2020/wordml/sdtdatahash" xmlns:w16sdtfl="http://schemas.microsoft.com/office/word/2024/wordml/sdtformatlock" xmlns:w16se="http://schemas.microsoft.com/office/word/2015/wordml/symex" xmlns:wpg="http://schemas.microsoft.com/office/word/2010/wordprocessingGroup" xmlns:wpi="http://schemas.microsoft.com/office/word/2010/wordprocessingInk" xmlns:wne="http://schemas.microsoft.com/office/word/2006/wordml" xmlns:wps="http://schemas.microsoft.com/office/word/2010/wordprocessingShape" mc:Ignorable="w14 w15 w16se w16cid w16 w16cex w16sdtdh w16sdtfl w16du wp14">
   <w:endnote w:type="separator" w:id="-1">
     <w:p>
       <w:pPr>
@@ -606,7 +778,7 @@
 </file>
 
 <file path=word/footer1.xml><?xml version="1.0" encoding="utf-8"?>
-<w:ftr xmlns:wpc="http://schemas.microsoft.com/office/word/2010/wordprocessingCanvas" xmlns:cx="http://schemas.microsoft.com/office/drawing/2014/chartex" xmlns:cx1="http://schemas.microsoft.com/office/drawing/2015/9/8/chartex" xmlns:cx2="http://schemas.microsoft.com/office/drawing/2015/10/21/chartex" xmlns:cx3="http://schemas.microsoft.com/office/drawing/2016/5/9/chartex" xmlns:cx4="http://schemas.microsoft.com/office/drawing/2016/5/10/chartex" xmlns:cx5="http://schemas.microsoft.com/office/drawing/2016/5/11/chartex" xmlns:cx6="http://schemas.microsoft.com/office/drawing/2016/5/12/chartex" xmlns:cx7="http://schemas.microsoft.com/office/drawing/2016/5/13/chartex" xmlns:cx8="http://schemas.microsoft.com/office/drawing/2016/5/14/chartex" xmlns:mc="http://schemas.openxmlformats.org/markup-compatibility/2006" xmlns:aink="http://schemas.microsoft.com/office/drawing/2016/ink" xmlns:am3d="http://schemas.microsoft.com/office/drawing/2017/model3d" xmlns:o="urn:schemas-microsoft-com:office:office" xmlns:oel="http://schemas.microsoft.com/office/2019/extlst" xmlns:r="http://schemas.openxmlformats.org/officeDocument/2006/relationships" xmlns:m="http://schemas.openxmlformats.org/officeDocument/2006/math" xmlns:v="urn:schemas-microsoft-com:vml" xmlns:wp14="http://schemas.microsoft.com/office/word/2010/wordprocessingDrawing" xmlns:wp="http://schemas.openxmlformats.org/drawingml/2006/wordprocessingDrawing" xmlns:w10="urn:schemas-microsoft-com:office:word" xmlns:w="http://schemas.openxmlformats.org/wordprocessingml/2006/main" xmlns:w14="http://schemas.microsoft.com/office/word/2010/wordml" xmlns:w15="http://schemas.microsoft.com/office/word/2012/wordml" xmlns:w16cex="http://schemas.microsoft.com/office/word/2018/wordml/cex" xmlns:w16cid="http://schemas.microsoft.com/office/word/2016/wordml/cid" xmlns:w16="http://schemas.microsoft.com/office/word/2018/wordml" xmlns:w16sdtdh="http://schemas.microsoft.com/office/word/2020/wordml/sdtdatahash" xmlns:w16se="http://schemas.microsoft.com/office/word/2015/wordml/symex" xmlns:wpg="http://schemas.microsoft.com/office/word/2010/wordprocessingGroup" xmlns:wpi="http://schemas.microsoft.com/office/word/2010/wordprocessingInk" xmlns:wne="http://schemas.microsoft.com/office/word/2006/wordml" xmlns:wps="http://schemas.microsoft.com/office/word/2010/wordprocessingShape" mc:Ignorable="w14 w15 w16se w16cid w16 w16cex w16sdtdh wp14">
+<w:ftr xmlns:wpc="http://schemas.microsoft.com/office/word/2010/wordprocessingCanvas" xmlns:cx="http://schemas.microsoft.com/office/drawing/2014/chartex" xmlns:cx1="http://schemas.microsoft.com/office/drawing/2015/9/8/chartex" xmlns:cx2="http://schemas.microsoft.com/office/drawing/2015/10/21/chartex" xmlns:cx3="http://schemas.microsoft.com/office/drawing/2016/5/9/chartex" xmlns:cx4="http://schemas.microsoft.com/office/drawing/2016/5/10/chartex" xmlns:cx5="http://schemas.microsoft.com/office/drawing/2016/5/11/chartex" xmlns:cx6="http://schemas.microsoft.com/office/drawing/2016/5/12/chartex" xmlns:cx7="http://schemas.microsoft.com/office/drawing/2016/5/13/chartex" xmlns:cx8="http://schemas.microsoft.com/office/drawing/2016/5/14/chartex" xmlns:mc="http://schemas.openxmlformats.org/markup-compatibility/2006" xmlns:aink="http://schemas.microsoft.com/office/drawing/2016/ink" xmlns:am3d="http://schemas.microsoft.com/office/drawing/2017/model3d" xmlns:o="urn:schemas-microsoft-com:office:office" xmlns:oel="http://schemas.microsoft.com/office/2019/extlst" xmlns:r="http://schemas.openxmlformats.org/officeDocument/2006/relationships" xmlns:m="http://schemas.openxmlformats.org/officeDocument/2006/math" xmlns:v="urn:schemas-microsoft-com:vml" xmlns:wp14="http://schemas.microsoft.com/office/word/2010/wordprocessingDrawing" xmlns:wp="http://schemas.openxmlformats.org/drawingml/2006/wordprocessingDrawing" xmlns:w10="urn:schemas-microsoft-com:office:word" xmlns:w="http://schemas.openxmlformats.org/wordprocessingml/2006/main" xmlns:w14="http://schemas.microsoft.com/office/word/2010/wordml" xmlns:w15="http://schemas.microsoft.com/office/word/2012/wordml" xmlns:w16cex="http://schemas.microsoft.com/office/word/2018/wordml/cex" xmlns:w16cid="http://schemas.microsoft.com/office/word/2016/wordml/cid" xmlns:w16="http://schemas.microsoft.com/office/word/2018/wordml" xmlns:w16du="http://schemas.microsoft.com/office/word/2023/wordml/word16du" xmlns:w16sdtdh="http://schemas.microsoft.com/office/word/2020/wordml/sdtdatahash" xmlns:w16sdtfl="http://schemas.microsoft.com/office/word/2024/wordml/sdtformatlock" xmlns:w16se="http://schemas.microsoft.com/office/word/2015/wordml/symex" xmlns:wpg="http://schemas.microsoft.com/office/word/2010/wordprocessingGroup" xmlns:wpi="http://schemas.microsoft.com/office/word/2010/wordprocessingInk" xmlns:wne="http://schemas.microsoft.com/office/word/2006/wordml" xmlns:wps="http://schemas.microsoft.com/office/word/2010/wordprocessingShape" mc:Ignorable="w14 w15 w16se w16cid w16 w16cex w16sdtdh w16sdtfl w16du wp14">
   <w:p>
     <w:pPr>
       <w:pStyle w:val="Footer"/>
@@ -616,7 +788,7 @@
 </file>
 
 <file path=word/footer2.xml><?xml version="1.0" encoding="utf-8"?>
-<w:ftr xmlns:wpc="http://schemas.microsoft.com/office/word/2010/wordprocessingCanvas" xmlns:cx="http://schemas.microsoft.com/office/drawing/2014/chartex" xmlns:cx1="http://schemas.microsoft.com/office/drawing/2015/9/8/chartex" xmlns:cx2="http://schemas.microsoft.com/office/drawing/2015/10/21/chartex" xmlns:cx3="http://schemas.microsoft.com/office/drawing/2016/5/9/chartex" xmlns:cx4="http://schemas.microsoft.com/office/drawing/2016/5/10/chartex" xmlns:cx5="http://schemas.microsoft.com/office/drawing/2016/5/11/chartex" xmlns:cx6="http://schemas.microsoft.com/office/drawing/2016/5/12/chartex" xmlns:cx7="http://schemas.microsoft.com/office/drawing/2016/5/13/chartex" xmlns:cx8="http://schemas.microsoft.com/office/drawing/2016/5/14/chartex" xmlns:mc="http://schemas.openxmlformats.org/markup-compatibility/2006" xmlns:aink="http://schemas.microsoft.com/office/drawing/2016/ink" xmlns:am3d="http://schemas.microsoft.com/office/drawing/2017/model3d" xmlns:o="urn:schemas-microsoft-com:office:office" xmlns:oel="http://schemas.microsoft.com/office/2019/extlst" xmlns:r="http://schemas.openxmlformats.org/officeDocument/2006/relationships" xmlns:m="http://schemas.openxmlformats.org/officeDocument/2006/math" xmlns:v="urn:schemas-microsoft-com:vml" xmlns:wp14="http://schemas.microsoft.com/office/word/2010/wordprocessingDrawing" xmlns:wp="http://schemas.openxmlformats.org/drawingml/2006/wordprocessingDrawing" xmlns:w10="urn:schemas-microsoft-com:office:word" xmlns:w="http://schemas.openxmlformats.org/wordprocessingml/2006/main" xmlns:w14="http://schemas.microsoft.com/office/word/2010/wordml" xmlns:w15="http://schemas.microsoft.com/office/word/2012/wordml" xmlns:w16cex="http://schemas.microsoft.com/office/word/2018/wordml/cex" xmlns:w16cid="http://schemas.microsoft.com/office/word/2016/wordml/cid" xmlns:w16="http://schemas.microsoft.com/office/word/2018/wordml" xmlns:w16sdtdh="http://schemas.microsoft.com/office/word/2020/wordml/sdtdatahash" xmlns:w16se="http://schemas.microsoft.com/office/word/2015/wordml/symex" xmlns:wpg="http://schemas.microsoft.com/office/word/2010/wordprocessingGroup" xmlns:wpi="http://schemas.microsoft.com/office/word/2010/wordprocessingInk" xmlns:wne="http://schemas.microsoft.com/office/word/2006/wordml" xmlns:wps="http://schemas.microsoft.com/office/word/2010/wordprocessingShape" mc:Ignorable="w14 w15 w16se w16cid w16 w16cex w16sdtdh wp14">
+<w:ftr xmlns:wpc="http://schemas.microsoft.com/office/word/2010/wordprocessingCanvas" xmlns:cx="http://schemas.microsoft.com/office/drawing/2014/chartex" xmlns:cx1="http://schemas.microsoft.com/office/drawing/2015/9/8/chartex" xmlns:cx2="http://schemas.microsoft.com/office/drawing/2015/10/21/chartex" xmlns:cx3="http://schemas.microsoft.com/office/drawing/2016/5/9/chartex" xmlns:cx4="http://schemas.microsoft.com/office/drawing/2016/5/10/chartex" xmlns:cx5="http://schemas.microsoft.com/office/drawing/2016/5/11/chartex" xmlns:cx6="http://schemas.microsoft.com/office/drawing/2016/5/12/chartex" xmlns:cx7="http://schemas.microsoft.com/office/drawing/2016/5/13/chartex" xmlns:cx8="http://schemas.microsoft.com/office/drawing/2016/5/14/chartex" xmlns:mc="http://schemas.openxmlformats.org/markup-compatibility/2006" xmlns:aink="http://schemas.microsoft.com/office/drawing/2016/ink" xmlns:am3d="http://schemas.microsoft.com/office/drawing/2017/model3d" xmlns:o="urn:schemas-microsoft-com:office:office" xmlns:oel="http://schemas.microsoft.com/office/2019/extlst" xmlns:r="http://schemas.openxmlformats.org/officeDocument/2006/relationships" xmlns:m="http://schemas.openxmlformats.org/officeDocument/2006/math" xmlns:v="urn:schemas-microsoft-com:vml" xmlns:wp14="http://schemas.microsoft.com/office/word/2010/wordprocessingDrawing" xmlns:wp="http://schemas.openxmlformats.org/drawingml/2006/wordprocessingDrawing" xmlns:w10="urn:schemas-microsoft-com:office:word" xmlns:w="http://schemas.openxmlformats.org/wordprocessingml/2006/main" xmlns:w14="http://schemas.microsoft.com/office/word/2010/wordml" xmlns:w15="http://schemas.microsoft.com/office/word/2012/wordml" xmlns:w16cex="http://schemas.microsoft.com/office/word/2018/wordml/cex" xmlns:w16cid="http://schemas.microsoft.com/office/word/2016/wordml/cid" xmlns:w16="http://schemas.microsoft.com/office/word/2018/wordml" xmlns:w16du="http://schemas.microsoft.com/office/word/2023/wordml/word16du" xmlns:w16sdtdh="http://schemas.microsoft.com/office/word/2020/wordml/sdtdatahash" xmlns:w16sdtfl="http://schemas.microsoft.com/office/word/2024/wordml/sdtformatlock" xmlns:w16se="http://schemas.microsoft.com/office/word/2015/wordml/symex" xmlns:wpg="http://schemas.microsoft.com/office/word/2010/wordprocessingGroup" xmlns:wpi="http://schemas.microsoft.com/office/word/2010/wordprocessingInk" xmlns:wne="http://schemas.microsoft.com/office/word/2006/wordml" xmlns:wps="http://schemas.microsoft.com/office/word/2010/wordprocessingShape" mc:Ignorable="w14 w15 w16se w16cid w16 w16cex w16sdtdh w16sdtfl w16du wp14">
   <w:p>
     <w:pPr>
       <w:pStyle w:val="Footer"/>
@@ -626,7 +798,7 @@
 </file>
 
 <file path=word/footer3.xml><?xml version="1.0" encoding="utf-8"?>
-<w:ftr xmlns:wpc="http://schemas.microsoft.com/office/word/2010/wordprocessingCanvas" xmlns:cx="http://schemas.microsoft.com/office/drawing/2014/chartex" xmlns:cx1="http://schemas.microsoft.com/office/drawing/2015/9/8/chartex" xmlns:cx2="http://schemas.microsoft.com/office/drawing/2015/10/21/chartex" xmlns:cx3="http://schemas.microsoft.com/office/drawing/2016/5/9/chartex" xmlns:cx4="http://schemas.microsoft.com/office/drawing/2016/5/10/chartex" xmlns:cx5="http://schemas.microsoft.com/office/drawing/2016/5/11/chartex" xmlns:cx6="http://schemas.microsoft.com/office/drawing/2016/5/12/chartex" xmlns:cx7="http://schemas.microsoft.com/office/drawing/2016/5/13/chartex" xmlns:cx8="http://schemas.microsoft.com/office/drawing/2016/5/14/chartex" xmlns:mc="http://schemas.openxmlformats.org/markup-compatibility/2006" xmlns:aink="http://schemas.microsoft.com/office/drawing/2016/ink" xmlns:am3d="http://schemas.microsoft.com/office/drawing/2017/model3d" xmlns:o="urn:schemas-microsoft-com:office:office" xmlns:oel="http://schemas.microsoft.com/office/2019/extlst" xmlns:r="http://schemas.openxmlformats.org/officeDocument/2006/relationships" xmlns:m="http://schemas.openxmlformats.org/officeDocument/2006/math" xmlns:v="urn:schemas-microsoft-com:vml" xmlns:wp14="http://schemas.microsoft.com/office/word/2010/wordprocessingDrawing" xmlns:wp="http://schemas.openxmlformats.org/drawingml/2006/wordprocessingDrawing" xmlns:w10="urn:schemas-microsoft-com:office:word" xmlns:w="http://schemas.openxmlformats.org/wordprocessingml/2006/main" xmlns:w14="http://schemas.microsoft.com/office/word/2010/wordml" xmlns:w15="http://schemas.microsoft.com/office/word/2012/wordml" xmlns:w16cex="http://schemas.microsoft.com/office/word/2018/wordml/cex" xmlns:w16cid="http://schemas.microsoft.com/office/word/2016/wordml/cid" xmlns:w16="http://schemas.microsoft.com/office/word/2018/wordml" xmlns:w16sdtdh="http://schemas.microsoft.com/office/word/2020/wordml/sdtdatahash" xmlns:w16se="http://schemas.microsoft.com/office/word/2015/wordml/symex" xmlns:wpg="http://schemas.microsoft.com/office/word/2010/wordprocessingGroup" xmlns:wpi="http://schemas.microsoft.com/office/word/2010/wordprocessingInk" xmlns:wne="http://schemas.microsoft.com/office/word/2006/wordml" xmlns:wps="http://schemas.microsoft.com/office/word/2010/wordprocessingShape" mc:Ignorable="w14 w15 w16se w16cid w16 w16cex w16sdtdh wp14">
+<w:ftr xmlns:wpc="http://schemas.microsoft.com/office/word/2010/wordprocessingCanvas" xmlns:cx="http://schemas.microsoft.com/office/drawing/2014/chartex" xmlns:cx1="http://schemas.microsoft.com/office/drawing/2015/9/8/chartex" xmlns:cx2="http://schemas.microsoft.com/office/drawing/2015/10/21/chartex" xmlns:cx3="http://schemas.microsoft.com/office/drawing/2016/5/9/chartex" xmlns:cx4="http://schemas.microsoft.com/office/drawing/2016/5/10/chartex" xmlns:cx5="http://schemas.microsoft.com/office/drawing/2016/5/11/chartex" xmlns:cx6="http://schemas.microsoft.com/office/drawing/2016/5/12/chartex" xmlns:cx7="http://schemas.microsoft.com/office/drawing/2016/5/13/chartex" xmlns:cx8="http://schemas.microsoft.com/office/drawing/2016/5/14/chartex" xmlns:mc="http://schemas.openxmlformats.org/markup-compatibility/2006" xmlns:aink="http://schemas.microsoft.com/office/drawing/2016/ink" xmlns:am3d="http://schemas.microsoft.com/office/drawing/2017/model3d" xmlns:o="urn:schemas-microsoft-com:office:office" xmlns:oel="http://schemas.microsoft.com/office/2019/extlst" xmlns:r="http://schemas.openxmlformats.org/officeDocument/2006/relationships" xmlns:m="http://schemas.openxmlformats.org/officeDocument/2006/math" xmlns:v="urn:schemas-microsoft-com:vml" xmlns:wp14="http://schemas.microsoft.com/office/word/2010/wordprocessingDrawing" xmlns:wp="http://schemas.openxmlformats.org/drawingml/2006/wordprocessingDrawing" xmlns:w10="urn:schemas-microsoft-com:office:word" xmlns:w="http://schemas.openxmlformats.org/wordprocessingml/2006/main" xmlns:w14="http://schemas.microsoft.com/office/word/2010/wordml" xmlns:w15="http://schemas.microsoft.com/office/word/2012/wordml" xmlns:w16cex="http://schemas.microsoft.com/office/word/2018/wordml/cex" xmlns:w16cid="http://schemas.microsoft.com/office/word/2016/wordml/cid" xmlns:w16="http://schemas.microsoft.com/office/word/2018/wordml" xmlns:w16du="http://schemas.microsoft.com/office/word/2023/wordml/word16du" xmlns:w16sdtdh="http://schemas.microsoft.com/office/word/2020/wordml/sdtdatahash" xmlns:w16sdtfl="http://schemas.microsoft.com/office/word/2024/wordml/sdtformatlock" xmlns:w16se="http://schemas.microsoft.com/office/word/2015/wordml/symex" xmlns:wpg="http://schemas.microsoft.com/office/word/2010/wordprocessingGroup" xmlns:wpi="http://schemas.microsoft.com/office/word/2010/wordprocessingInk" xmlns:wne="http://schemas.microsoft.com/office/word/2006/wordml" xmlns:wps="http://schemas.microsoft.com/office/word/2010/wordprocessingShape" mc:Ignorable="w14 w15 w16se w16cid w16 w16cex w16sdtdh w16sdtfl w16du wp14">
   <w:p>
     <w:pPr>
       <w:pStyle w:val="Footer"/>
@@ -636,7 +808,7 @@
 </file>
 
 <file path=word/footnotes.xml><?xml version="1.0" encoding="utf-8"?>
-<w:footnotes xmlns:wpc="http://schemas.microsoft.com/office/word/2010/wordprocessingCanvas" xmlns:cx="http://schemas.microsoft.com/office/drawing/2014/chartex" xmlns:cx1="http://schemas.microsoft.com/office/drawing/2015/9/8/chartex" xmlns:cx2="http://schemas.microsoft.com/office/drawing/2015/10/21/chartex" xmlns:cx3="http://schemas.microsoft.com/office/drawing/2016/5/9/chartex" xmlns:cx4="http://schemas.microsoft.com/office/drawing/2016/5/10/chartex" xmlns:cx5="http://schemas.microsoft.com/office/drawing/2016/5/11/chartex" xmlns:cx6="http://schemas.microsoft.com/office/drawing/2016/5/12/chartex" xmlns:cx7="http://schemas.microsoft.com/office/drawing/2016/5/13/chartex" xmlns:cx8="http://schemas.microsoft.com/office/drawing/2016/5/14/chartex" xmlns:mc="http://schemas.openxmlformats.org/markup-compatibility/2006" xmlns:aink="http://schemas.microsoft.com/office/drawing/2016/ink" xmlns:am3d="http://schemas.microsoft.com/office/drawing/2017/model3d" xmlns:o="urn:schemas-microsoft-com:office:office" xmlns:oel="http://schemas.microsoft.com/office/2019/extlst" xmlns:r="http://schemas.openxmlformats.org/officeDocument/2006/relationships" xmlns:m="http://schemas.openxmlformats.org/officeDocument/2006/math" xmlns:v="urn:schemas-microsoft-com:vml" xmlns:wp14="http://schemas.microsoft.com/office/word/2010/wordprocessingDrawing" xmlns:wp="http://schemas.openxmlformats.org/drawingml/2006/wordprocessingDrawing" xmlns:w10="urn:schemas-microsoft-com:office:word" xmlns:w="http://schemas.openxmlformats.org/wordprocessingml/2006/main" xmlns:w14="http://schemas.microsoft.com/office/word/2010/wordml" xmlns:w15="http://schemas.microsoft.com/office/word/2012/wordml" xmlns:w16cex="http://schemas.microsoft.com/office/word/2018/wordml/cex" xmlns:w16cid="http://schemas.microsoft.com/office/word/2016/wordml/cid" xmlns:w16="http://schemas.microsoft.com/office/word/2018/wordml" xmlns:w16sdtdh="http://schemas.microsoft.com/office/word/2020/wordml/sdtdatahash" xmlns:w16se="http://schemas.microsoft.com/office/word/2015/wordml/symex" xmlns:wpg="http://schemas.microsoft.com/office/word/2010/wordprocessingGroup" xmlns:wpi="http://schemas.microsoft.com/office/word/2010/wordprocessingInk" xmlns:wne="http://schemas.microsoft.com/office/word/2006/wordml" xmlns:wps="http://schemas.microsoft.com/office/word/2010/wordprocessingShape" mc:Ignorable="w14 w15 w16se w16cid w16 w16cex w16sdtdh wp14">
+<w:footnotes xmlns:wpc="http://schemas.microsoft.com/office/word/2010/wordprocessingCanvas" xmlns:cx="http://schemas.microsoft.com/office/drawing/2014/chartex" xmlns:cx1="http://schemas.microsoft.com/office/drawing/2015/9/8/chartex" xmlns:cx2="http://schemas.microsoft.com/office/drawing/2015/10/21/chartex" xmlns:cx3="http://schemas.microsoft.com/office/drawing/2016/5/9/chartex" xmlns:cx4="http://schemas.microsoft.com/office/drawing/2016/5/10/chartex" xmlns:cx5="http://schemas.microsoft.com/office/drawing/2016/5/11/chartex" xmlns:cx6="http://schemas.microsoft.com/office/drawing/2016/5/12/chartex" xmlns:cx7="http://schemas.microsoft.com/office/drawing/2016/5/13/chartex" xmlns:cx8="http://schemas.microsoft.com/office/drawing/2016/5/14/chartex" xmlns:mc="http://schemas.openxmlformats.org/markup-compatibility/2006" xmlns:aink="http://schemas.microsoft.com/office/drawing/2016/ink" xmlns:am3d="http://schemas.microsoft.com/office/drawing/2017/model3d" xmlns:o="urn:schemas-microsoft-com:office:office" xmlns:oel="http://schemas.microsoft.com/office/2019/extlst" xmlns:r="http://schemas.openxmlformats.org/officeDocument/2006/relationships" xmlns:m="http://schemas.openxmlformats.org/officeDocument/2006/math" xmlns:v="urn:schemas-microsoft-com:vml" xmlns:wp14="http://schemas.microsoft.com/office/word/2010/wordprocessingDrawing" xmlns:wp="http://schemas.openxmlformats.org/drawingml/2006/wordprocessingDrawing" xmlns:w10="urn:schemas-microsoft-com:office:word" xmlns:w="http://schemas.openxmlformats.org/wordprocessingml/2006/main" xmlns:w14="http://schemas.microsoft.com/office/word/2010/wordml" xmlns:w15="http://schemas.microsoft.com/office/word/2012/wordml" xmlns:w16cex="http://schemas.microsoft.com/office/word/2018/wordml/cex" xmlns:w16cid="http://schemas.microsoft.com/office/word/2016/wordml/cid" xmlns:w16="http://schemas.microsoft.com/office/word/2018/wordml" xmlns:w16du="http://schemas.microsoft.com/office/word/2023/wordml/word16du" xmlns:w16sdtdh="http://schemas.microsoft.com/office/word/2020/wordml/sdtdatahash" xmlns:w16sdtfl="http://schemas.microsoft.com/office/word/2024/wordml/sdtformatlock" xmlns:w16se="http://schemas.microsoft.com/office/word/2015/wordml/symex" xmlns:wpg="http://schemas.microsoft.com/office/word/2010/wordprocessingGroup" xmlns:wpi="http://schemas.microsoft.com/office/word/2010/wordprocessingInk" xmlns:wne="http://schemas.microsoft.com/office/word/2006/wordml" xmlns:wps="http://schemas.microsoft.com/office/word/2010/wordprocessingShape" mc:Ignorable="w14 w15 w16se w16cid w16 w16cex w16sdtdh w16sdtfl w16du wp14">
   <w:footnote w:type="separator" w:id="-1">
     <w:p>
       <w:pPr>
@@ -661,7 +833,7 @@
 </file>
 
 <file path=word/header1.xml><?xml version="1.0" encoding="utf-8"?>
-<w:hdr xmlns:wpc="http://schemas.microsoft.com/office/word/2010/wordprocessingCanvas" xmlns:cx="http://schemas.microsoft.com/office/drawing/2014/chartex" xmlns:cx1="http://schemas.microsoft.com/office/drawing/2015/9/8/chartex" xmlns:cx2="http://schemas.microsoft.com/office/drawing/2015/10/21/chartex" xmlns:cx3="http://schemas.microsoft.com/office/drawing/2016/5/9/chartex" xmlns:cx4="http://schemas.microsoft.com/office/drawing/2016/5/10/chartex" xmlns:cx5="http://schemas.microsoft.com/office/drawing/2016/5/11/chartex" xmlns:cx6="http://schemas.microsoft.com/office/drawing/2016/5/12/chartex" xmlns:cx7="http://schemas.microsoft.com/office/drawing/2016/5/13/chartex" xmlns:cx8="http://schemas.microsoft.com/office/drawing/2016/5/14/chartex" xmlns:mc="http://schemas.openxmlformats.org/markup-compatibility/2006" xmlns:aink="http://schemas.microsoft.com/office/drawing/2016/ink" xmlns:am3d="http://schemas.microsoft.com/office/drawing/2017/model3d" xmlns:o="urn:schemas-microsoft-com:office:office" xmlns:oel="http://schemas.microsoft.com/office/2019/extlst" xmlns:r="http://schemas.openxmlformats.org/officeDocument/2006/relationships" xmlns:m="http://schemas.openxmlformats.org/officeDocument/2006/math" xmlns:v="urn:schemas-microsoft-com:vml" xmlns:wp14="http://schemas.microsoft.com/office/word/2010/wordprocessingDrawing" xmlns:wp="http://schemas.openxmlformats.org/drawingml/2006/wordprocessingDrawing" xmlns:w10="urn:schemas-microsoft-com:office:word" xmlns:w="http://schemas.openxmlformats.org/wordprocessingml/2006/main" xmlns:w14="http://schemas.microsoft.com/office/word/2010/wordml" xmlns:w15="http://schemas.microsoft.com/office/word/2012/wordml" xmlns:w16cex="http://schemas.microsoft.com/office/word/2018/wordml/cex" xmlns:w16cid="http://schemas.microsoft.com/office/word/2016/wordml/cid" xmlns:w16="http://schemas.microsoft.com/office/word/2018/wordml" xmlns:w16sdtdh="http://schemas.microsoft.com/office/word/2020/wordml/sdtdatahash" xmlns:w16se="http://schemas.microsoft.com/office/word/2015/wordml/symex" xmlns:wpg="http://schemas.microsoft.com/office/word/2010/wordprocessingGroup" xmlns:wpi="http://schemas.microsoft.com/office/word/2010/wordprocessingInk" xmlns:wne="http://schemas.microsoft.com/office/word/2006/wordml" xmlns:wps="http://schemas.microsoft.com/office/word/2010/wordprocessingShape" mc:Ignorable="w14 w15 w16se w16cid w16 w16cex w16sdtdh wp14">
+<w:hdr xmlns:wpc="http://schemas.microsoft.com/office/word/2010/wordprocessingCanvas" xmlns:cx="http://schemas.microsoft.com/office/drawing/2014/chartex" xmlns:cx1="http://schemas.microsoft.com/office/drawing/2015/9/8/chartex" xmlns:cx2="http://schemas.microsoft.com/office/drawing/2015/10/21/chartex" xmlns:cx3="http://schemas.microsoft.com/office/drawing/2016/5/9/chartex" xmlns:cx4="http://schemas.microsoft.com/office/drawing/2016/5/10/chartex" xmlns:cx5="http://schemas.microsoft.com/office/drawing/2016/5/11/chartex" xmlns:cx6="http://schemas.microsoft.com/office/drawing/2016/5/12/chartex" xmlns:cx7="http://schemas.microsoft.com/office/drawing/2016/5/13/chartex" xmlns:cx8="http://schemas.microsoft.com/office/drawing/2016/5/14/chartex" xmlns:mc="http://schemas.openxmlformats.org/markup-compatibility/2006" xmlns:aink="http://schemas.microsoft.com/office/drawing/2016/ink" xmlns:am3d="http://schemas.microsoft.com/office/drawing/2017/model3d" xmlns:o="urn:schemas-microsoft-com:office:office" xmlns:oel="http://schemas.microsoft.com/office/2019/extlst" xmlns:r="http://schemas.openxmlformats.org/officeDocument/2006/relationships" xmlns:m="http://schemas.openxmlformats.org/officeDocument/2006/math" xmlns:v="urn:schemas-microsoft-com:vml" xmlns:wp14="http://schemas.microsoft.com/office/word/2010/wordprocessingDrawing" xmlns:wp="http://schemas.openxmlformats.org/drawingml/2006/wordprocessingDrawing" xmlns:w10="urn:schemas-microsoft-com:office:word" xmlns:w="http://schemas.openxmlformats.org/wordprocessingml/2006/main" xmlns:w14="http://schemas.microsoft.com/office/word/2010/wordml" xmlns:w15="http://schemas.microsoft.com/office/word/2012/wordml" xmlns:w16cex="http://schemas.microsoft.com/office/word/2018/wordml/cex" xmlns:w16cid="http://schemas.microsoft.com/office/word/2016/wordml/cid" xmlns:w16="http://schemas.microsoft.com/office/word/2018/wordml" xmlns:w16du="http://schemas.microsoft.com/office/word/2023/wordml/word16du" xmlns:w16sdtdh="http://schemas.microsoft.com/office/word/2020/wordml/sdtdatahash" xmlns:w16sdtfl="http://schemas.microsoft.com/office/word/2024/wordml/sdtformatlock" xmlns:w16se="http://schemas.microsoft.com/office/word/2015/wordml/symex" xmlns:wpg="http://schemas.microsoft.com/office/word/2010/wordprocessingGroup" xmlns:wpi="http://schemas.microsoft.com/office/word/2010/wordprocessingInk" xmlns:wne="http://schemas.microsoft.com/office/word/2006/wordml" xmlns:wps="http://schemas.microsoft.com/office/word/2010/wordprocessingShape" mc:Ignorable="w14 w15 w16se w16cid w16 w16cex w16sdtdh w16sdtfl w16du wp14">
   <w:p>
     <w:pPr>
       <w:pStyle w:val="Header"/>
@@ -671,7 +843,7 @@
 </file>
 
 <file path=word/header2.xml><?xml version="1.0" encoding="utf-8"?>
-<w:hdr xmlns:wpc="http://schemas.microsoft.com/office/word/2010/wordprocessingCanvas" xmlns:cx="http://schemas.microsoft.com/office/drawing/2014/chartex" xmlns:cx1="http://schemas.microsoft.com/office/drawing/2015/9/8/chartex" xmlns:cx2="http://schemas.microsoft.com/office/drawing/2015/10/21/chartex" xmlns:cx3="http://schemas.microsoft.com/office/drawing/2016/5/9/chartex" xmlns:cx4="http://schemas.microsoft.com/office/drawing/2016/5/10/chartex" xmlns:cx5="http://schemas.microsoft.com/office/drawing/2016/5/11/chartex" xmlns:cx6="http://schemas.microsoft.com/office/drawing/2016/5/12/chartex" xmlns:cx7="http://schemas.microsoft.com/office/drawing/2016/5/13/chartex" xmlns:cx8="http://schemas.microsoft.com/office/drawing/2016/5/14/chartex" xmlns:mc="http://schemas.openxmlformats.org/markup-compatibility/2006" xmlns:aink="http://schemas.microsoft.com/office/drawing/2016/ink" xmlns:am3d="http://schemas.microsoft.com/office/drawing/2017/model3d" xmlns:o="urn:schemas-microsoft-com:office:office" xmlns:oel="http://schemas.microsoft.com/office/2019/extlst" xmlns:r="http://schemas.openxmlformats.org/officeDocument/2006/relationships" xmlns:m="http://schemas.openxmlformats.org/officeDocument/2006/math" xmlns:v="urn:schemas-microsoft-com:vml" xmlns:wp14="http://schemas.microsoft.com/office/word/2010/wordprocessingDrawing" xmlns:wp="http://schemas.openxmlformats.org/drawingml/2006/wordprocessingDrawing" xmlns:w10="urn:schemas-microsoft-com:office:word" xmlns:w="http://schemas.openxmlformats.org/wordprocessingml/2006/main" xmlns:w14="http://schemas.microsoft.com/office/word/2010/wordml" xmlns:w15="http://schemas.microsoft.com/office/word/2012/wordml" xmlns:w16cex="http://schemas.microsoft.com/office/word/2018/wordml/cex" xmlns:w16cid="http://schemas.microsoft.com/office/word/2016/wordml/cid" xmlns:w16="http://schemas.microsoft.com/office/word/2018/wordml" xmlns:w16sdtdh="http://schemas.microsoft.com/office/word/2020/wordml/sdtdatahash" xmlns:w16se="http://schemas.microsoft.com/office/word/2015/wordml/symex" xmlns:wpg="http://schemas.microsoft.com/office/word/2010/wordprocessingGroup" xmlns:wpi="http://schemas.microsoft.com/office/word/2010/wordprocessingInk" xmlns:wne="http://schemas.microsoft.com/office/word/2006/wordml" xmlns:wps="http://schemas.microsoft.com/office/word/2010/wordprocessingShape" mc:Ignorable="w14 w15 w16se w16cid w16 w16cex w16sdtdh wp14">
+<w:hdr xmlns:wpc="http://schemas.microsoft.com/office/word/2010/wordprocessingCanvas" xmlns:cx="http://schemas.microsoft.com/office/drawing/2014/chartex" xmlns:cx1="http://schemas.microsoft.com/office/drawing/2015/9/8/chartex" xmlns:cx2="http://schemas.microsoft.com/office/drawing/2015/10/21/chartex" xmlns:cx3="http://schemas.microsoft.com/office/drawing/2016/5/9/chartex" xmlns:cx4="http://schemas.microsoft.com/office/drawing/2016/5/10/chartex" xmlns:cx5="http://schemas.microsoft.com/office/drawing/2016/5/11/chartex" xmlns:cx6="http://schemas.microsoft.com/office/drawing/2016/5/12/chartex" xmlns:cx7="http://schemas.microsoft.com/office/drawing/2016/5/13/chartex" xmlns:cx8="http://schemas.microsoft.com/office/drawing/2016/5/14/chartex" xmlns:mc="http://schemas.openxmlformats.org/markup-compatibility/2006" xmlns:aink="http://schemas.microsoft.com/office/drawing/2016/ink" xmlns:am3d="http://schemas.microsoft.com/office/drawing/2017/model3d" xmlns:o="urn:schemas-microsoft-com:office:office" xmlns:oel="http://schemas.microsoft.com/office/2019/extlst" xmlns:r="http://schemas.openxmlformats.org/officeDocument/2006/relationships" xmlns:m="http://schemas.openxmlformats.org/officeDocument/2006/math" xmlns:v="urn:schemas-microsoft-com:vml" xmlns:wp14="http://schemas.microsoft.com/office/word/2010/wordprocessingDrawing" xmlns:wp="http://schemas.openxmlformats.org/drawingml/2006/wordprocessingDrawing" xmlns:w10="urn:schemas-microsoft-com:office:word" xmlns:w="http://schemas.openxmlformats.org/wordprocessingml/2006/main" xmlns:w14="http://schemas.microsoft.com/office/word/2010/wordml" xmlns:w15="http://schemas.microsoft.com/office/word/2012/wordml" xmlns:w16cex="http://schemas.microsoft.com/office/word/2018/wordml/cex" xmlns:w16cid="http://schemas.microsoft.com/office/word/2016/wordml/cid" xmlns:w16="http://schemas.microsoft.com/office/word/2018/wordml" xmlns:w16du="http://schemas.microsoft.com/office/word/2023/wordml/word16du" xmlns:w16sdtdh="http://schemas.microsoft.com/office/word/2020/wordml/sdtdatahash" xmlns:w16sdtfl="http://schemas.microsoft.com/office/word/2024/wordml/sdtformatlock" xmlns:w16se="http://schemas.microsoft.com/office/word/2015/wordml/symex" xmlns:wpg="http://schemas.microsoft.com/office/word/2010/wordprocessingGroup" xmlns:wpi="http://schemas.microsoft.com/office/word/2010/wordprocessingInk" xmlns:wne="http://schemas.microsoft.com/office/word/2006/wordml" xmlns:wps="http://schemas.microsoft.com/office/word/2010/wordprocessingShape" mc:Ignorable="w14 w15 w16se w16cid w16 w16cex w16sdtdh w16sdtfl w16du wp14">
   <w:p>
     <w:pPr>
       <w:pStyle w:val="Header"/>
@@ -682,7 +854,7 @@
 </file>
 
 <file path=word/header3.xml><?xml version="1.0" encoding="utf-8"?>
-<w:hdr xmlns:wpc="http://schemas.microsoft.com/office/word/2010/wordprocessingCanvas" xmlns:cx="http://schemas.microsoft.com/office/drawing/2014/chartex" xmlns:cx1="http://schemas.microsoft.com/office/drawing/2015/9/8/chartex" xmlns:cx2="http://schemas.microsoft.com/office/drawing/2015/10/21/chartex" xmlns:cx3="http://schemas.microsoft.com/office/drawing/2016/5/9/chartex" xmlns:cx4="http://schemas.microsoft.com/office/drawing/2016/5/10/chartex" xmlns:cx5="http://schemas.microsoft.com/office/drawing/2016/5/11/chartex" xmlns:cx6="http://schemas.microsoft.com/office/drawing/2016/5/12/chartex" xmlns:cx7="http://schemas.microsoft.com/office/drawing/2016/5/13/chartex" xmlns:cx8="http://schemas.microsoft.com/office/drawing/2016/5/14/chartex" xmlns:mc="http://schemas.openxmlformats.org/markup-compatibility/2006" xmlns:aink="http://schemas.microsoft.com/office/drawing/2016/ink" xmlns:am3d="http://schemas.microsoft.com/office/drawing/2017/model3d" xmlns:o="urn:schemas-microsoft-com:office:office" xmlns:oel="http://schemas.microsoft.com/office/2019/extlst" xmlns:r="http://schemas.openxmlformats.org/officeDocument/2006/relationships" xmlns:m="http://schemas.openxmlformats.org/officeDocument/2006/math" xmlns:v="urn:schemas-microsoft-com:vml" xmlns:wp14="http://schemas.microsoft.com/office/word/2010/wordprocessingDrawing" xmlns:wp="http://schemas.openxmlformats.org/drawingml/2006/wordprocessingDrawing" xmlns:w10="urn:schemas-microsoft-com:office:word" xmlns:w="http://schemas.openxmlformats.org/wordprocessingml/2006/main" xmlns:w14="http://schemas.microsoft.com/office/word/2010/wordml" xmlns:w15="http://schemas.microsoft.com/office/word/2012/wordml" xmlns:w16cex="http://schemas.microsoft.com/office/word/2018/wordml/cex" xmlns:w16cid="http://schemas.microsoft.com/office/word/2016/wordml/cid" xmlns:w16="http://schemas.microsoft.com/office/word/2018/wordml" xmlns:w16sdtdh="http://schemas.microsoft.com/office/word/2020/wordml/sdtdatahash" xmlns:w16se="http://schemas.microsoft.com/office/word/2015/wordml/symex" xmlns:wpg="http://schemas.microsoft.com/office/word/2010/wordprocessingGroup" xmlns:wpi="http://schemas.microsoft.com/office/word/2010/wordprocessingInk" xmlns:wne="http://schemas.microsoft.com/office/word/2006/wordml" xmlns:wps="http://schemas.microsoft.com/office/word/2010/wordprocessingShape" mc:Ignorable="w14 w15 w16se w16cid w16 w16cex w16sdtdh wp14">
+<w:hdr xmlns:wpc="http://schemas.microsoft.com/office/word/2010/wordprocessingCanvas" xmlns:cx="http://schemas.microsoft.com/office/drawing/2014/chartex" xmlns:cx1="http://schemas.microsoft.com/office/drawing/2015/9/8/chartex" xmlns:cx2="http://schemas.microsoft.com/office/drawing/2015/10/21/chartex" xmlns:cx3="http://schemas.microsoft.com/office/drawing/2016/5/9/chartex" xmlns:cx4="http://schemas.microsoft.com/office/drawing/2016/5/10/chartex" xmlns:cx5="http://schemas.microsoft.com/office/drawing/2016/5/11/chartex" xmlns:cx6="http://schemas.microsoft.com/office/drawing/2016/5/12/chartex" xmlns:cx7="http://schemas.microsoft.com/office/drawing/2016/5/13/chartex" xmlns:cx8="http://schemas.microsoft.com/office/drawing/2016/5/14/chartex" xmlns:mc="http://schemas.openxmlformats.org/markup-compatibility/2006" xmlns:aink="http://schemas.microsoft.com/office/drawing/2016/ink" xmlns:am3d="http://schemas.microsoft.com/office/drawing/2017/model3d" xmlns:o="urn:schemas-microsoft-com:office:office" xmlns:oel="http://schemas.microsoft.com/office/2019/extlst" xmlns:r="http://schemas.openxmlformats.org/officeDocument/2006/relationships" xmlns:m="http://schemas.openxmlformats.org/officeDocument/2006/math" xmlns:v="urn:schemas-microsoft-com:vml" xmlns:wp14="http://schemas.microsoft.com/office/word/2010/wordprocessingDrawing" xmlns:wp="http://schemas.openxmlformats.org/drawingml/2006/wordprocessingDrawing" xmlns:w10="urn:schemas-microsoft-com:office:word" xmlns:w="http://schemas.openxmlformats.org/wordprocessingml/2006/main" xmlns:w14="http://schemas.microsoft.com/office/word/2010/wordml" xmlns:w15="http://schemas.microsoft.com/office/word/2012/wordml" xmlns:w16cex="http://schemas.microsoft.com/office/word/2018/wordml/cex" xmlns:w16cid="http://schemas.microsoft.com/office/word/2016/wordml/cid" xmlns:w16="http://schemas.microsoft.com/office/word/2018/wordml" xmlns:w16du="http://schemas.microsoft.com/office/word/2023/wordml/word16du" xmlns:w16sdtdh="http://schemas.microsoft.com/office/word/2020/wordml/sdtdatahash" xmlns:w16sdtfl="http://schemas.microsoft.com/office/word/2024/wordml/sdtformatlock" xmlns:w16se="http://schemas.microsoft.com/office/word/2015/wordml/symex" xmlns:wpg="http://schemas.microsoft.com/office/word/2010/wordprocessingGroup" xmlns:wpi="http://schemas.microsoft.com/office/word/2010/wordprocessingInk" xmlns:wne="http://schemas.microsoft.com/office/word/2006/wordml" xmlns:wps="http://schemas.microsoft.com/office/word/2010/wordprocessingShape" mc:Ignorable="w14 w15 w16se w16cid w16 w16cex w16sdtdh w16sdtfl w16du wp14">
   <w:p>
     <w:pPr>
       <w:pStyle w:val="Header"/>
@@ -691,7 +863,7 @@
     <w:r>
       <w:tab/>
       <w:tab/>
-      <w:t>2026-06-17</w:t>
+      <w:t>2026-06-18</w:t>
       <w:br/>
       <w:br/>
     </w:r>
@@ -708,7 +880,7 @@
 </file>
 
 <file path=word/numbering.xml><?xml version="1.0" encoding="utf-8"?>
-<w:numbering xmlns:wpc="http://schemas.microsoft.com/office/word/2010/wordprocessingCanvas" xmlns:cx="http://schemas.microsoft.com/office/drawing/2014/chartex" xmlns:cx1="http://schemas.microsoft.com/office/drawing/2015/9/8/chartex" xmlns:cx2="http://schemas.microsoft.com/office/drawing/2015/10/21/chartex" xmlns:cx3="http://schemas.microsoft.com/office/drawing/2016/5/9/chartex" xmlns:cx4="http://schemas.microsoft.com/office/drawing/2016/5/10/chartex" xmlns:cx5="http://schemas.microsoft.com/office/drawing/2016/5/11/chartex" xmlns:cx6="http://schemas.microsoft.com/office/drawing/2016/5/12/chartex" xmlns:cx7="http://schemas.microsoft.com/office/drawing/2016/5/13/chartex" xmlns:cx8="http://schemas.microsoft.com/office/drawing/2016/5/14/chartex" xmlns:mc="http://schemas.openxmlformats.org/markup-compatibility/2006" xmlns:aink="http://schemas.microsoft.com/office/drawing/2016/ink" xmlns:am3d="http://schemas.microsoft.com/office/drawing/2017/model3d" xmlns:o="urn:schemas-microsoft-com:office:office" xmlns:oel="http://schemas.microsoft.com/office/2019/extlst" xmlns:r="http://schemas.openxmlformats.org/officeDocument/2006/relationships" xmlns:m="http://schemas.openxmlformats.org/officeDocument/2006/math" xmlns:v="urn:schemas-microsoft-com:vml" xmlns:wp14="http://schemas.microsoft.com/office/word/2010/wordprocessingDrawing" xmlns:wp="http://schemas.openxmlformats.org/drawingml/2006/wordprocessingDrawing" xmlns:w10="urn:schemas-microsoft-com:office:word" xmlns:w="http://schemas.openxmlformats.org/wordprocessingml/2006/main" xmlns:w14="http://schemas.microsoft.com/office/word/2010/wordml" xmlns:w15="http://schemas.microsoft.com/office/word/2012/wordml" xmlns:w16cex="http://schemas.microsoft.com/office/word/2018/wordml/cex" xmlns:w16cid="http://schemas.microsoft.com/office/word/2016/wordml/cid" xmlns:w16="http://schemas.microsoft.com/office/word/2018/wordml" xmlns:w16sdtdh="http://schemas.microsoft.com/office/word/2020/wordml/sdtdatahash" xmlns:w16se="http://schemas.microsoft.com/office/word/2015/wordml/symex" xmlns:wpg="http://schemas.microsoft.com/office/word/2010/wordprocessingGroup" xmlns:wpi="http://schemas.microsoft.com/office/word/2010/wordprocessingInk" xmlns:wne="http://schemas.microsoft.com/office/word/2006/wordml" xmlns:wps="http://schemas.microsoft.com/office/word/2010/wordprocessingShape" mc:Ignorable="w14 w15 w16se w16cid w16 w16cex w16sdtdh wp14">
+<w:numbering xmlns:wpc="http://schemas.microsoft.com/office/word/2010/wordprocessingCanvas" xmlns:cx="http://schemas.microsoft.com/office/drawing/2014/chartex" xmlns:cx1="http://schemas.microsoft.com/office/drawing/2015/9/8/chartex" xmlns:cx2="http://schemas.microsoft.com/office/drawing/2015/10/21/chartex" xmlns:cx3="http://schemas.microsoft.com/office/drawing/2016/5/9/chartex" xmlns:cx4="http://schemas.microsoft.com/office/drawing/2016/5/10/chartex" xmlns:cx5="http://schemas.microsoft.com/office/drawing/2016/5/11/chartex" xmlns:cx6="http://schemas.microsoft.com/office/drawing/2016/5/12/chartex" xmlns:cx7="http://schemas.microsoft.com/office/drawing/2016/5/13/chartex" xmlns:cx8="http://schemas.microsoft.com/office/drawing/2016/5/14/chartex" xmlns:mc="http://schemas.openxmlformats.org/markup-compatibility/2006" xmlns:aink="http://schemas.microsoft.com/office/drawing/2016/ink" xmlns:am3d="http://schemas.microsoft.com/office/drawing/2017/model3d" xmlns:o="urn:schemas-microsoft-com:office:office" xmlns:oel="http://schemas.microsoft.com/office/2019/extlst" xmlns:r="http://schemas.openxmlformats.org/officeDocument/2006/relationships" xmlns:m="http://schemas.openxmlformats.org/officeDocument/2006/math" xmlns:v="urn:schemas-microsoft-com:vml" xmlns:wp14="http://schemas.microsoft.com/office/word/2010/wordprocessingDrawing" xmlns:wp="http://schemas.openxmlformats.org/drawingml/2006/wordprocessingDrawing" xmlns:w10="urn:schemas-microsoft-com:office:word" xmlns:w="http://schemas.openxmlformats.org/wordprocessingml/2006/main" xmlns:w14="http://schemas.microsoft.com/office/word/2010/wordml" xmlns:w15="http://schemas.microsoft.com/office/word/2012/wordml" xmlns:w16cex="http://schemas.microsoft.com/office/word/2018/wordml/cex" xmlns:w16cid="http://schemas.microsoft.com/office/word/2016/wordml/cid" xmlns:w16="http://schemas.microsoft.com/office/word/2018/wordml" xmlns:w16du="http://schemas.microsoft.com/office/word/2023/wordml/word16du" xmlns:w16sdtdh="http://schemas.microsoft.com/office/word/2020/wordml/sdtdatahash" xmlns:w16sdtfl="http://schemas.microsoft.com/office/word/2024/wordml/sdtformatlock" xmlns:w16se="http://schemas.microsoft.com/office/word/2015/wordml/symex" xmlns:wpg="http://schemas.microsoft.com/office/word/2010/wordprocessingGroup" xmlns:wpi="http://schemas.microsoft.com/office/word/2010/wordprocessingInk" xmlns:wne="http://schemas.microsoft.com/office/word/2006/wordml" xmlns:wps="http://schemas.microsoft.com/office/word/2010/wordprocessingShape" mc:Ignorable="w14 w15 w16se w16cid w16 w16cex w16sdtdh w16sdtfl w16du wp14">
   <w:abstractNum w:abstractNumId="0" w15:restartNumberingAfterBreak="0">
     <w:nsid w:val="FFFFFF7C"/>
     <w:multiLevelType w:val="singleLevel"/>
@@ -911,7 +1083,7 @@
 </file>
 
 <file path=word/styles.xml><?xml version="1.0" encoding="utf-8"?>
-<w:styles xmlns:mc="http://schemas.openxmlformats.org/markup-compatibility/2006" xmlns:r="http://schemas.openxmlformats.org/officeDocument/2006/relationships" xmlns:w="http://schemas.openxmlformats.org/wordprocessingml/2006/main" xmlns:w14="http://schemas.microsoft.com/office/word/2010/wordml" xmlns:w15="http://schemas.microsoft.com/office/word/2012/wordml" xmlns:w16cex="http://schemas.microsoft.com/office/word/2018/wordml/cex" xmlns:w16cid="http://schemas.microsoft.com/office/word/2016/wordml/cid" xmlns:w16="http://schemas.microsoft.com/office/word/2018/wordml" xmlns:w16sdtdh="http://schemas.microsoft.com/office/word/2020/wordml/sdtdatahash" xmlns:w16se="http://schemas.microsoft.com/office/word/2015/wordml/symex" mc:Ignorable="w14 w15 w16se w16cid w16 w16cex w16sdtdh">
+<w:styles xmlns:mc="http://schemas.openxmlformats.org/markup-compatibility/2006" xmlns:r="http://schemas.openxmlformats.org/officeDocument/2006/relationships" xmlns:w="http://schemas.openxmlformats.org/wordprocessingml/2006/main" xmlns:w14="http://schemas.microsoft.com/office/word/2010/wordml" xmlns:w15="http://schemas.microsoft.com/office/word/2012/wordml" xmlns:w16cex="http://schemas.microsoft.com/office/word/2018/wordml/cex" xmlns:w16cid="http://schemas.microsoft.com/office/word/2016/wordml/cid" xmlns:w16="http://schemas.microsoft.com/office/word/2018/wordml" xmlns:w16du="http://schemas.microsoft.com/office/word/2023/wordml/word16du" xmlns:w16sdtdh="http://schemas.microsoft.com/office/word/2020/wordml/sdtdatahash" xmlns:w16sdtfl="http://schemas.microsoft.com/office/word/2024/wordml/sdtformatlock" xmlns:w16se="http://schemas.microsoft.com/office/word/2015/wordml/symex" mc:Ignorable="w14 w15 w16se w16cid w16 w16cex w16sdtdh w16sdtfl w16du">
   <w:docDefaults>
     <w:rPrDefault>
       <w:rPr>
@@ -1669,7 +1841,7 @@
     <w:link w:val="TitleChar"/>
     <w:uiPriority w:val="10"/>
     <w:qFormat/>
-    <w:rsid w:val="007106C8"/>
+    <w:rsid w:val="00E854FA"/>
     <w:pPr>
       <w:spacing w:after="300" w:line="240" w:lineRule="auto"/>
       <w:contextualSpacing/>
@@ -1679,7 +1851,7 @@
       <w:rFonts w:eastAsiaTheme="majorEastAsia" w:cstheme="majorBidi"/>
       <w:spacing w:val="5"/>
       <w:kern w:val="28"/>
-      <w:sz w:val="52"/>
+      <w:sz w:val="40"/>
       <w:szCs w:val="52"/>
       <w:lang w:val="sv-SE" w:eastAsia="en-US" w:bidi="ar-SA"/>
     </w:rPr>
@@ -1689,12 +1861,12 @@
     <w:basedOn w:val="DefaultParagraphFont"/>
     <w:link w:val="Title"/>
     <w:uiPriority w:val="10"/>
-    <w:rsid w:val="007106C8"/>
+    <w:rsid w:val="00E854FA"/>
     <w:rPr>
       <w:rFonts w:ascii="Times New Roman" w:eastAsiaTheme="majorEastAsia" w:hAnsi="Times New Roman" w:cstheme="majorBidi"/>
       <w:spacing w:val="5"/>
       <w:kern w:val="28"/>
-      <w:sz w:val="52"/>
+      <w:sz w:val="40"/>
       <w:szCs w:val="52"/>
       <w:lang w:val="sv-SE" w:eastAsia="en-US" w:bidi="ar-SA"/>
     </w:rPr>

--- a/klagomål/A 57806-2025 FSC-klagomål.docx
+++ b/klagomål/A 57806-2025 FSC-klagomål.docx
@@ -863,7 +863,7 @@
     <w:r>
       <w:tab/>
       <w:tab/>
-      <w:t>2026-06-18</w:t>
+      <w:t>2026-06-19</w:t>
       <w:br/>
       <w:br/>
     </w:r>

--- a/klagomål/A 57806-2025 FSC-klagomål.docx
+++ b/klagomål/A 57806-2025 FSC-klagomål.docx
@@ -863,7 +863,7 @@
     <w:r>
       <w:tab/>
       <w:tab/>
-      <w:t>2026-06-19</w:t>
+      <w:t>2026-06-20</w:t>
       <w:br/>
       <w:br/>
     </w:r>

--- a/klagomål/A 57806-2025 FSC-klagomål.docx
+++ b/klagomål/A 57806-2025 FSC-klagomål.docx
@@ -168,38 +168,7 @@
     </w:p>
     <w:p>
       <w:r>
-        <w:t>Detta dokument behandlar höga naturvärden i avverkningsanmälan A 57806-2025 i Bodens kommun som inkom 2025-11-20 och omfattar 10,4 ha.</w:t>
-      </w:r>
-    </w:p>
-    <w:p>
-      <w:r>
-        <w:t>Nedan presenteras fynd av naturvårdsarter som gjorts i det avverkningsanmälda området, samt relevanta utdrag ur standarderna för FSC, Chain of Custody, Controlled Wood och PEFC. I BILAGA 1 finns artfakta om rödlistade arter.</w:t>
-      </w:r>
-    </w:p>
-    <w:p>
-      <w:r>
-        <w:t>Vi förväntar oss att ni återkommer med ett skriftligt svar på vårt klagomål och även beskriver vilka korrigerande åtgärder ni satt in för att rätta till identifierade brister i er efterlevnad av den svenska FSC standarden.</w:t>
-      </w:r>
-    </w:p>
-    <w:p>
-      <w:pPr>
-        <w:pStyle w:val="Heading1"/>
-      </w:pPr>
-      <w:r>
-        <w:t>Naturvårdsarter</w:t>
-      </w:r>
-    </w:p>
-    <w:p>
-      <w:r>
-        <w:t>I och inom 21 meter från avverkningsanmälan har följande 3 naturvårdsarter hittats: dropptaggsvamp (NT, T), dvärgbägarlav (NT, T) och lunglav (NT, T). Av dessa är 3 rödlistade. För rödlistade arter har rödlistekategorin angivits inom parentes. Typiska arter inom Natura 2000 som är kopplade till skogsekosystem har markerats med (T).</w:t>
-      </w:r>
-    </w:p>
-    <w:p>
-      <w:r>
-        <w:t>De påträffade naturvårdsarterna är ett tydligt kvitto på att det rör sig om en skog med höga naturvärden.</w:t>
-      </w:r>
-      <w:r>
-        <w:t xml:space="preserve"> I Figur 1 visas fyndplatser för naturvårdsarter i området, som finns registrerade på Artportalen.</w:t>
+        <w:t>Detta klagomål behandlar höga naturvärden i avverkningsanmälan A 57806-2025 i Bodens kommun som inkom 2025-11-20 och omfattar 10,4 ha.</w:t>
       </w:r>
     </w:p>
     <w:p>
@@ -247,7 +216,35 @@
         <w:spacing w:after="240"/>
       </w:pPr>
       <w:r>
-        <w:t>Figur 1. Fyndplatser för naturvårdsarter i och inom 21 meter från avverkningsanmälan (röd linje). Markörer utan svart kant är placerade på fyndplatsen. Markörer med svart kant är placerade vid sidan av fyndplatsen och har ett svart streck som visar fyndplatsens exakta position. Kartans mittpunktskoordinat är N 7357031, E 773547 i SWEREF 99 TM.</w:t>
+        <w:t>Figur 1. Fyndplatser för naturvårdsarter i och inom 21 meter från avverkningsanmälan. Markörer utan svart kant är placerade på fyndplatsen. Markörer med svart kant är placerade vid sidan av fyndplatsen har ett svart streck som visar fyndplatsens exakta position. Kartans mittpunktskoordinat är N 7357031, E 773547 i SWEREF 99 TM.</w:t>
+      </w:r>
+    </w:p>
+    <w:p>
+      <w:r>
+        <w:t>I och inom 21 meter från avverkningsanmälan finns fynd av 3 naturvårdsarter, varav 3 är rödlistade och 3 är typiska (T): dropptaggsvamp (NT, T), dvärgbägarlav (NT, T) och lunglav (NT, T). Se Figur 1.</w:t>
+      </w:r>
+    </w:p>
+    <w:p>
+      <w:r>
+        <w:t>Nedan presenteras relevanta utdrag ur standarderna för FSC, Chain of Custody, Controlled Wood och PEFC.</w:t>
+      </w:r>
+    </w:p>
+    <w:p>
+      <w:r>
+        <w:t>Vi förväntar oss att ni återkommer med ett skriftligt svar på vårt klagomål och även beskriver vilka korrigerande åtgärder ni satt in för att rätta till identifierade brister i er efterlevnad av den svenska FSC standarden.</w:t>
+      </w:r>
+    </w:p>
+    <w:p>
+      <w:pPr>
+        <w:pStyle w:val="Heading1"/>
+      </w:pPr>
+      <w:r>
+        <w:t>Naturvårdsarter och fridlysta arter</w:t>
+      </w:r>
+    </w:p>
+    <w:p>
+      <w:r>
+        <w:t>Nedan följer beskrivningar av de naturvårdsarter och fridlysta arter som har sina livsmiljöer och växtplatser i den avverkningsanmälda skogen. Se även ytterligare artfakta i BILAGA 1. De påträffade naturvårdsarterna är ett tydligt kvitto på att det rör sig om en skog med höga naturvärden.</w:t>
       </w:r>
     </w:p>
     <w:p>
@@ -863,7 +860,7 @@
     <w:r>
       <w:tab/>
       <w:tab/>
-      <w:t>2026-06-20</w:t>
+      <w:t>2026-06-21</w:t>
       <w:br/>
       <w:br/>
     </w:r>

--- a/klagomål/A 57806-2025 FSC-klagomål.docx
+++ b/klagomål/A 57806-2025 FSC-klagomål.docx
@@ -860,7 +860,7 @@
     <w:r>
       <w:tab/>
       <w:tab/>
-      <w:t>2026-06-21</w:t>
+      <w:t>2026-06-22</w:t>
       <w:br/>
       <w:br/>
     </w:r>

--- a/klagomål/A 57806-2025 FSC-klagomål.docx
+++ b/klagomål/A 57806-2025 FSC-klagomål.docx
@@ -860,7 +860,7 @@
     <w:r>
       <w:tab/>
       <w:tab/>
-      <w:t>2026-06-22</w:t>
+      <w:t>2026-06-23</w:t>
       <w:br/>
       <w:br/>
     </w:r>

--- a/klagomål/A 57806-2025 FSC-klagomål.docx
+++ b/klagomål/A 57806-2025 FSC-klagomål.docx
@@ -860,7 +860,7 @@
     <w:r>
       <w:tab/>
       <w:tab/>
-      <w:t>2026-06-23</w:t>
+      <w:t>2026-06-24</w:t>
       <w:br/>
       <w:br/>
     </w:r>

--- a/klagomål/A 57806-2025 FSC-klagomål.docx
+++ b/klagomål/A 57806-2025 FSC-klagomål.docx
@@ -860,7 +860,7 @@
     <w:r>
       <w:tab/>
       <w:tab/>
-      <w:t>2026-06-24</w:t>
+      <w:t>2026-06-25</w:t>
       <w:br/>
       <w:br/>
     </w:r>

--- a/klagomål/A 57806-2025 FSC-klagomål.docx
+++ b/klagomål/A 57806-2025 FSC-klagomål.docx
@@ -860,7 +860,7 @@
     <w:r>
       <w:tab/>
       <w:tab/>
-      <w:t>2026-06-25</w:t>
+      <w:t>2026-06-26</w:t>
       <w:br/>
       <w:br/>
     </w:r>

--- a/klagomål/A 57806-2025 FSC-klagomål.docx
+++ b/klagomål/A 57806-2025 FSC-klagomål.docx
@@ -860,7 +860,7 @@
     <w:r>
       <w:tab/>
       <w:tab/>
-      <w:t>2026-06-26</w:t>
+      <w:t>2026-06-27</w:t>
       <w:br/>
       <w:br/>
     </w:r>

--- a/klagomål/A 57806-2025 FSC-klagomål.docx
+++ b/klagomål/A 57806-2025 FSC-klagomål.docx
@@ -860,7 +860,7 @@
     <w:r>
       <w:tab/>
       <w:tab/>
-      <w:t>2026-06-27</w:t>
+      <w:t>2026-06-28</w:t>
       <w:br/>
       <w:br/>
     </w:r>

--- a/klagomål/A 57806-2025 FSC-klagomål.docx
+++ b/klagomål/A 57806-2025 FSC-klagomål.docx
@@ -860,7 +860,7 @@
     <w:r>
       <w:tab/>
       <w:tab/>
-      <w:t>2026-06-28</w:t>
+      <w:t>2026-06-29</w:t>
       <w:br/>
       <w:br/>
     </w:r>

--- a/klagomål/A 57806-2025 FSC-klagomål.docx
+++ b/klagomål/A 57806-2025 FSC-klagomål.docx
@@ -860,7 +860,7 @@
     <w:r>
       <w:tab/>
       <w:tab/>
-      <w:t>2026-06-29</w:t>
+      <w:t>2026-06-30</w:t>
       <w:br/>
       <w:br/>
     </w:r>

--- a/klagomål/A 57806-2025 FSC-klagomål.docx
+++ b/klagomål/A 57806-2025 FSC-klagomål.docx
@@ -860,7 +860,7 @@
     <w:r>
       <w:tab/>
       <w:tab/>
-      <w:t>2026-06-30</w:t>
+      <w:t>2026-07-01</w:t>
       <w:br/>
       <w:br/>
     </w:r>

--- a/klagomål/A 57806-2025 FSC-klagomål.docx
+++ b/klagomål/A 57806-2025 FSC-klagomål.docx
@@ -860,7 +860,7 @@
     <w:r>
       <w:tab/>
       <w:tab/>
-      <w:t>2026-07-01</w:t>
+      <w:t>2026-07-02</w:t>
       <w:br/>
       <w:br/>
     </w:r>

--- a/klagomål/A 57806-2025 FSC-klagomål.docx
+++ b/klagomål/A 57806-2025 FSC-klagomål.docx
@@ -860,7 +860,7 @@
     <w:r>
       <w:tab/>
       <w:tab/>
-      <w:t>2026-07-13</w:t>
+      <w:t>2026-07-14</w:t>
       <w:br/>
       <w:br/>
     </w:r>

--- a/klagomål/A 57806-2025 FSC-klagomål.docx
+++ b/klagomål/A 57806-2025 FSC-klagomål.docx
@@ -860,7 +860,7 @@
     <w:r>
       <w:tab/>
       <w:tab/>
-      <w:t>2026-07-14</w:t>
+      <w:t>2026-07-15</w:t>
       <w:br/>
       <w:br/>
     </w:r>

--- a/klagomål/A 57806-2025 FSC-klagomål.docx
+++ b/klagomål/A 57806-2025 FSC-klagomål.docx
@@ -860,7 +860,7 @@
     <w:r>
       <w:tab/>
       <w:tab/>
-      <w:t>2026-07-15</w:t>
+      <w:t>2026-07-16</w:t>
       <w:br/>
       <w:br/>
     </w:r>

--- a/klagomål/A 57806-2025 FSC-klagomål.docx
+++ b/klagomål/A 57806-2025 FSC-klagomål.docx
@@ -860,7 +860,7 @@
     <w:r>
       <w:tab/>
       <w:tab/>
-      <w:t>2026-07-16</w:t>
+      <w:t>2026-07-17</w:t>
       <w:br/>
       <w:br/>
     </w:r>

--- a/klagomål/A 57806-2025 FSC-klagomål.docx
+++ b/klagomål/A 57806-2025 FSC-klagomål.docx
@@ -860,7 +860,7 @@
     <w:r>
       <w:tab/>
       <w:tab/>
-      <w:t>2026-07-17</w:t>
+      <w:t>2026-07-18</w:t>
       <w:br/>
       <w:br/>
     </w:r>

--- a/klagomål/A 57806-2025 FSC-klagomål.docx
+++ b/klagomål/A 57806-2025 FSC-klagomål.docx
@@ -860,7 +860,7 @@
     <w:r>
       <w:tab/>
       <w:tab/>
-      <w:t>2026-07-18</w:t>
+      <w:t>2026-07-19</w:t>
       <w:br/>
       <w:br/>
     </w:r>

--- a/klagomål/A 57806-2025 FSC-klagomål.docx
+++ b/klagomål/A 57806-2025 FSC-klagomål.docx
@@ -860,7 +860,7 @@
     <w:r>
       <w:tab/>
       <w:tab/>
-      <w:t>2026-07-19</w:t>
+      <w:t>2026-07-20</w:t>
       <w:br/>
       <w:br/>
     </w:r>

--- a/klagomål/A 57806-2025 FSC-klagomål.docx
+++ b/klagomål/A 57806-2025 FSC-klagomål.docx
@@ -860,7 +860,7 @@
     <w:r>
       <w:tab/>
       <w:tab/>
-      <w:t>2026-07-20</w:t>
+      <w:t>2026-07-21</w:t>
       <w:br/>
       <w:br/>
     </w:r>

--- a/klagomål/A 57806-2025 FSC-klagomål.docx
+++ b/klagomål/A 57806-2025 FSC-klagomål.docx
@@ -860,7 +860,7 @@
     <w:r>
       <w:tab/>
       <w:tab/>
-      <w:t>2026-07-21</w:t>
+      <w:t>2026-07-22</w:t>
       <w:br/>
       <w:br/>
     </w:r>

--- a/klagomål/A 57806-2025 FSC-klagomål.docx
+++ b/klagomål/A 57806-2025 FSC-klagomål.docx
@@ -860,7 +860,7 @@
     <w:r>
       <w:tab/>
       <w:tab/>
-      <w:t>2026-07-22</w:t>
+      <w:t>2026-07-23</w:t>
       <w:br/>
       <w:br/>
     </w:r>

--- a/klagomål/A 57806-2025 FSC-klagomål.docx
+++ b/klagomål/A 57806-2025 FSC-klagomål.docx
@@ -860,7 +860,7 @@
     <w:r>
       <w:tab/>
       <w:tab/>
-      <w:t>2026-07-23</w:t>
+      <w:t>2026-07-24</w:t>
       <w:br/>
       <w:br/>
     </w:r>

--- a/klagomål/A 57806-2025 FSC-klagomål.docx
+++ b/klagomål/A 57806-2025 FSC-klagomål.docx
@@ -860,7 +860,7 @@
     <w:r>
       <w:tab/>
       <w:tab/>
-      <w:t>2026-07-24</w:t>
+      <w:t>2026-07-25</w:t>
       <w:br/>
       <w:br/>
     </w:r>

--- a/klagomål/A 57806-2025 FSC-klagomål.docx
+++ b/klagomål/A 57806-2025 FSC-klagomål.docx
@@ -860,7 +860,7 @@
     <w:r>
       <w:tab/>
       <w:tab/>
-      <w:t>2026-07-25</w:t>
+      <w:t>2026-07-26</w:t>
       <w:br/>
       <w:br/>
     </w:r>

--- a/klagomål/A 57806-2025 FSC-klagomål.docx
+++ b/klagomål/A 57806-2025 FSC-klagomål.docx
@@ -860,7 +860,7 @@
     <w:r>
       <w:tab/>
       <w:tab/>
-      <w:t>2026-07-26</w:t>
+      <w:t>2026-07-27</w:t>
       <w:br/>
       <w:br/>
     </w:r>

--- a/klagomål/A 57806-2025 FSC-klagomål.docx
+++ b/klagomål/A 57806-2025 FSC-klagomål.docx
@@ -860,7 +860,7 @@
     <w:r>
       <w:tab/>
       <w:tab/>
-      <w:t>2026-07-27</w:t>
+      <w:t>2026-07-28</w:t>
       <w:br/>
       <w:br/>
     </w:r>

--- a/klagomål/A 57806-2025 FSC-klagomål.docx
+++ b/klagomål/A 57806-2025 FSC-klagomål.docx
@@ -860,7 +860,7 @@
     <w:r>
       <w:tab/>
       <w:tab/>
-      <w:t>2026-07-28</w:t>
+      <w:t>2026-07-29</w:t>
       <w:br/>
       <w:br/>
     </w:r>

--- a/klagomål/A 57806-2025 FSC-klagomål.docx
+++ b/klagomål/A 57806-2025 FSC-klagomål.docx
@@ -860,7 +860,7 @@
     <w:r>
       <w:tab/>
       <w:tab/>
-      <w:t>2026-07-29</w:t>
+      <w:t>2026-07-30</w:t>
       <w:br/>
       <w:br/>
     </w:r>

--- a/klagomål/A 57806-2025 FSC-klagomål.docx
+++ b/klagomål/A 57806-2025 FSC-klagomål.docx
@@ -860,7 +860,7 @@
     <w:r>
       <w:tab/>
       <w:tab/>
-      <w:t>2026-07-30</w:t>
+      <w:t>2026-07-31</w:t>
       <w:br/>
       <w:br/>
     </w:r>

--- a/klagomål/A 57806-2025 FSC-klagomål.docx
+++ b/klagomål/A 57806-2025 FSC-klagomål.docx
@@ -860,7 +860,7 @@
     <w:r>
       <w:tab/>
       <w:tab/>
-      <w:t>2026-07-31</w:t>
+      <w:t>2026-08-01</w:t>
       <w:br/>
       <w:br/>
     </w:r>

--- a/klagomål/A 57806-2025 FSC-klagomål.docx
+++ b/klagomål/A 57806-2025 FSC-klagomål.docx
@@ -860,7 +860,7 @@
     <w:r>
       <w:tab/>
       <w:tab/>
-      <w:t>2026-08-01</w:t>
+      <w:t>2026-08-02</w:t>
       <w:br/>
       <w:br/>
     </w:r>

--- a/klagomål/A 57806-2025 FSC-klagomål.docx
+++ b/klagomål/A 57806-2025 FSC-klagomål.docx
@@ -860,7 +860,7 @@
     <w:r>
       <w:tab/>
       <w:tab/>
-      <w:t>2026-08-02</w:t>
+      <w:t>2026-08-03</w:t>
       <w:br/>
       <w:br/>
     </w:r>

--- a/klagomål/A 57806-2025 FSC-klagomål.docx
+++ b/klagomål/A 57806-2025 FSC-klagomål.docx
@@ -860,7 +860,7 @@
     <w:r>
       <w:tab/>
       <w:tab/>
-      <w:t>2026-08-03</w:t>
+      <w:t>2026-08-04</w:t>
       <w:br/>
       <w:br/>
     </w:r>

--- a/klagomål/A 57806-2025 FSC-klagomål.docx
+++ b/klagomål/A 57806-2025 FSC-klagomål.docx
@@ -860,7 +860,7 @@
     <w:r>
       <w:tab/>
       <w:tab/>
-      <w:t>2026-08-04</w:t>
+      <w:t>2026-08-05</w:t>
       <w:br/>
       <w:br/>
     </w:r>

--- a/klagomål/A 57806-2025 FSC-klagomål.docx
+++ b/klagomål/A 57806-2025 FSC-klagomål.docx
@@ -860,7 +860,7 @@
     <w:r>
       <w:tab/>
       <w:tab/>
-      <w:t>2026-08-05</w:t>
+      <w:t>2026-08-07</w:t>
       <w:br/>
       <w:br/>
     </w:r>

--- a/klagomål/A 57806-2025 FSC-klagomål.docx
+++ b/klagomål/A 57806-2025 FSC-klagomål.docx
@@ -860,7 +860,7 @@
     <w:r>
       <w:tab/>
       <w:tab/>
-      <w:t>2026-08-07</w:t>
+      <w:t>2026-08-08</w:t>
       <w:br/>
       <w:br/>
     </w:r>

--- a/klagomål/A 57806-2025 FSC-klagomål.docx
+++ b/klagomål/A 57806-2025 FSC-klagomål.docx
@@ -216,7 +216,7 @@
         <w:spacing w:after="240"/>
       </w:pPr>
       <w:r>
-        <w:t>Figur 1. Fyndplatser för naturvårdsarter i och inom 21 meter från avverkningsanmälan. Markörer utan svart kant är placerade på fyndplatsen. Markörer med svart kant är placerade vid sidan av fyndplatsen har ett svart streck som visar fyndplatsens exakta position. Kartans mittpunktskoordinat är N 7357031, E 773547 i SWEREF 99 TM.</w:t>
+        <w:t>Figur 1. Fyndplatser för naturvårdsarter i och inom 21 meter från avverkningsanmälan. Markörer utan svart kant är placerade på fyndplatsen. Markörer med svart kant är placerade vid sidan av fyndplatsen och har ett svart streck som visar fyndplatsens exakta position. Kartans mittpunktskoordinat är N 7357031, E 773547 i SWEREF 99 TM.</w:t>
       </w:r>
     </w:p>
     <w:p>
@@ -860,7 +860,7 @@
     <w:r>
       <w:tab/>
       <w:tab/>
-      <w:t>2026-08-14</w:t>
+      <w:t>2026-08-15</w:t>
       <w:br/>
       <w:br/>
     </w:r>

--- a/klagomål/A 57806-2025 FSC-klagomål.docx
+++ b/klagomål/A 57806-2025 FSC-klagomål.docx
@@ -860,7 +860,7 @@
     <w:r>
       <w:tab/>
       <w:tab/>
-      <w:t>2026-08-15</w:t>
+      <w:t>2026-08-16</w:t>
       <w:br/>
       <w:br/>
     </w:r>

--- a/klagomål/A 57806-2025 FSC-klagomål.docx
+++ b/klagomål/A 57806-2025 FSC-klagomål.docx
@@ -860,7 +860,7 @@
     <w:r>
       <w:tab/>
       <w:tab/>
-      <w:t>2026-08-16</w:t>
+      <w:t>2026-08-17</w:t>
       <w:br/>
       <w:br/>
     </w:r>

--- a/klagomål/A 57806-2025 FSC-klagomål.docx
+++ b/klagomål/A 57806-2025 FSC-klagomål.docx
@@ -860,7 +860,7 @@
     <w:r>
       <w:tab/>
       <w:tab/>
-      <w:t>2026-08-17</w:t>
+      <w:t>2026-08-18</w:t>
       <w:br/>
       <w:br/>
     </w:r>

--- a/klagomål/A 57806-2025 FSC-klagomål.docx
+++ b/klagomål/A 57806-2025 FSC-klagomål.docx
@@ -860,7 +860,7 @@
     <w:r>
       <w:tab/>
       <w:tab/>
-      <w:t>2026-08-18</w:t>
+      <w:t>2026-08-19</w:t>
       <w:br/>
       <w:br/>
     </w:r>

--- a/klagomål/A 57806-2025 FSC-klagomål.docx
+++ b/klagomål/A 57806-2025 FSC-klagomål.docx
@@ -860,7 +860,7 @@
     <w:r>
       <w:tab/>
       <w:tab/>
-      <w:t>2026-08-19</w:t>
+      <w:t>2026-08-20</w:t>
       <w:br/>
       <w:br/>
     </w:r>

--- a/klagomål/A 57806-2025 FSC-klagomål.docx
+++ b/klagomål/A 57806-2025 FSC-klagomål.docx
@@ -860,7 +860,7 @@
     <w:r>
       <w:tab/>
       <w:tab/>
-      <w:t>2026-08-20</w:t>
+      <w:t>2026-08-21</w:t>
       <w:br/>
       <w:br/>
     </w:r>

--- a/klagomål/A 57806-2025 FSC-klagomål.docx
+++ b/klagomål/A 57806-2025 FSC-klagomål.docx
@@ -860,7 +860,7 @@
     <w:r>
       <w:tab/>
       <w:tab/>
-      <w:t>2026-08-21</w:t>
+      <w:t>2026-08-22</w:t>
       <w:br/>
       <w:br/>
     </w:r>

--- a/klagomål/A 57806-2025 FSC-klagomål.docx
+++ b/klagomål/A 57806-2025 FSC-klagomål.docx
@@ -860,7 +860,7 @@
     <w:r>
       <w:tab/>
       <w:tab/>
-      <w:t>2026-08-22</w:t>
+      <w:t>2026-08-23</w:t>
       <w:br/>
       <w:br/>
     </w:r>

--- a/klagomål/A 57806-2025 FSC-klagomål.docx
+++ b/klagomål/A 57806-2025 FSC-klagomål.docx
@@ -860,7 +860,7 @@
     <w:r>
       <w:tab/>
       <w:tab/>
-      <w:t>2026-08-23</w:t>
+      <w:t>2026-08-24</w:t>
       <w:br/>
       <w:br/>
     </w:r>

--- a/klagomål/A 57806-2025 FSC-klagomål.docx
+++ b/klagomål/A 57806-2025 FSC-klagomål.docx
@@ -860,7 +860,7 @@
     <w:r>
       <w:tab/>
       <w:tab/>
-      <w:t>2026-08-24</w:t>
+      <w:t>2026-08-25</w:t>
       <w:br/>
       <w:br/>
     </w:r>

--- a/klagomål/A 57806-2025 FSC-klagomål.docx
+++ b/klagomål/A 57806-2025 FSC-klagomål.docx
@@ -860,7 +860,7 @@
     <w:r>
       <w:tab/>
       <w:tab/>
-      <w:t>2026-08-25</w:t>
+      <w:t>2026-08-26</w:t>
       <w:br/>
       <w:br/>
     </w:r>

--- a/klagomål/A 57806-2025 FSC-klagomål.docx
+++ b/klagomål/A 57806-2025 FSC-klagomål.docx
@@ -860,7 +860,7 @@
     <w:r>
       <w:tab/>
       <w:tab/>
-      <w:t>2026-08-26</w:t>
+      <w:t>2026-08-27</w:t>
       <w:br/>
       <w:br/>
     </w:r>

--- a/klagomål/A 57806-2025 FSC-klagomål.docx
+++ b/klagomål/A 57806-2025 FSC-klagomål.docx
@@ -860,7 +860,7 @@
     <w:r>
       <w:tab/>
       <w:tab/>
-      <w:t>2026-08-27</w:t>
+      <w:t>2026-08-28</w:t>
       <w:br/>
       <w:br/>
     </w:r>

--- a/klagomål/A 57806-2025 FSC-klagomål.docx
+++ b/klagomål/A 57806-2025 FSC-klagomål.docx
@@ -860,7 +860,7 @@
     <w:r>
       <w:tab/>
       <w:tab/>
-      <w:t>2026-08-28</w:t>
+      <w:t>2026-08-29</w:t>
       <w:br/>
       <w:br/>
     </w:r>

--- a/klagomål/A 57806-2025 FSC-klagomål.docx
+++ b/klagomål/A 57806-2025 FSC-klagomål.docx
@@ -860,7 +860,7 @@
     <w:r>
       <w:tab/>
       <w:tab/>
-      <w:t>2026-08-29</w:t>
+      <w:t>2026-08-31</w:t>
       <w:br/>
       <w:br/>
     </w:r>

--- a/klagomål/A 57806-2025 FSC-klagomål.docx
+++ b/klagomål/A 57806-2025 FSC-klagomål.docx
@@ -860,7 +860,7 @@
     <w:r>
       <w:tab/>
       <w:tab/>
-      <w:t>2026-08-31</w:t>
+      <w:t>2026-09-01</w:t>
       <w:br/>
       <w:br/>
     </w:r>

--- a/klagomål/A 57806-2025 FSC-klagomål.docx
+++ b/klagomål/A 57806-2025 FSC-klagomål.docx
@@ -860,7 +860,7 @@
     <w:r>
       <w:tab/>
       <w:tab/>
-      <w:t>2026-09-01</w:t>
+      <w:t>2026-09-02</w:t>
       <w:br/>
       <w:br/>
     </w:r>

--- a/klagomål/A 57806-2025 FSC-klagomål.docx
+++ b/klagomål/A 57806-2025 FSC-klagomål.docx
@@ -860,7 +860,7 @@
     <w:r>
       <w:tab/>
       <w:tab/>
-      <w:t>2026-09-02</w:t>
+      <w:t>2026-09-03</w:t>
       <w:br/>
       <w:br/>
     </w:r>

--- a/klagomål/A 57806-2025 FSC-klagomål.docx
+++ b/klagomål/A 57806-2025 FSC-klagomål.docx
@@ -860,7 +860,7 @@
     <w:r>
       <w:tab/>
       <w:tab/>
-      <w:t>2026-09-03</w:t>
+      <w:t>2026-09-04</w:t>
       <w:br/>
       <w:br/>
     </w:r>

--- a/klagomål/A 57806-2025 FSC-klagomål.docx
+++ b/klagomål/A 57806-2025 FSC-klagomål.docx
@@ -860,7 +860,7 @@
     <w:r>
       <w:tab/>
       <w:tab/>
-      <w:t>2026-09-04</w:t>
+      <w:t>2026-09-05</w:t>
       <w:br/>
       <w:br/>
     </w:r>

--- a/klagomål/A 57806-2025 FSC-klagomål.docx
+++ b/klagomål/A 57806-2025 FSC-klagomål.docx
@@ -860,7 +860,7 @@
     <w:r>
       <w:tab/>
       <w:tab/>
-      <w:t>2026-09-05</w:t>
+      <w:t>2026-09-06</w:t>
       <w:br/>
       <w:br/>
     </w:r>

--- a/klagomål/A 57806-2025 FSC-klagomål.docx
+++ b/klagomål/A 57806-2025 FSC-klagomål.docx
@@ -860,7 +860,7 @@
     <w:r>
       <w:tab/>
       <w:tab/>
-      <w:t>2026-09-06</w:t>
+      <w:t>2026-09-07</w:t>
       <w:br/>
       <w:br/>
     </w:r>

--- a/klagomål/A 57806-2025 FSC-klagomål.docx
+++ b/klagomål/A 57806-2025 FSC-klagomål.docx
@@ -860,7 +860,7 @@
     <w:r>
       <w:tab/>
       <w:tab/>
-      <w:t>2026-09-07</w:t>
+      <w:t>2026-09-08</w:t>
       <w:br/>
       <w:br/>
     </w:r>

--- a/klagomål/A 57806-2025 FSC-klagomål.docx
+++ b/klagomål/A 57806-2025 FSC-klagomål.docx
@@ -860,7 +860,7 @@
     <w:r>
       <w:tab/>
       <w:tab/>
-      <w:t>2026-09-08</w:t>
+      <w:t>2026-09-09</w:t>
       <w:br/>
       <w:br/>
     </w:r>

--- a/klagomål/A 57806-2025 FSC-klagomål.docx
+++ b/klagomål/A 57806-2025 FSC-klagomål.docx
@@ -860,7 +860,7 @@
     <w:r>
       <w:tab/>
       <w:tab/>
-      <w:t>2026-09-09</w:t>
+      <w:t>2026-09-10</w:t>
       <w:br/>
       <w:br/>
     </w:r>

--- a/klagomål/A 57806-2025 FSC-klagomål.docx
+++ b/klagomål/A 57806-2025 FSC-klagomål.docx
@@ -860,7 +860,7 @@
     <w:r>
       <w:tab/>
       <w:tab/>
-      <w:t>2026-09-10</w:t>
+      <w:t>2026-09-11</w:t>
       <w:br/>
       <w:br/>
     </w:r>

--- a/klagomål/A 57806-2025 FSC-klagomål.docx
+++ b/klagomål/A 57806-2025 FSC-klagomål.docx
@@ -860,7 +860,7 @@
     <w:r>
       <w:tab/>
       <w:tab/>
-      <w:t>2026-09-11</w:t>
+      <w:t>2026-09-12</w:t>
       <w:br/>
       <w:br/>
     </w:r>
